--- a/verify/exports/个人错题本_预置.docx
+++ b/verify/exports/个人错题本_预置.docx
@@ -1,7 +1,7 @@
 
-<file path=word/document.xml><?xml version="1.0" encoding="UTF-8" standalone="yes"?><w:document xmlns:w="http://schemas.openxmlformats.org/wordprocessingml/2006/main" xmlns:r="http://schemas.openxmlformats.org/officeDocument/2006/relationships" xmlns:wp="http://schemas.openxmlformats.org/drawingml/2006/wordprocessingDrawing" xmlns:a="http://schemas.openxmlformats.org/drawingml/2006/main"><w:body><w:p><w:pPr><w:pStyle w:val="Heading1"/></w:pPr><w:r><w:rPr></w:rPr><w:t xml:space="preserve">个人错题本</w:t></w:r></w:p><w:p><w:pPr><w:pStyle w:val="Quote"/></w:pPr><w:r><w:rPr></w:rPr><w:t xml:space="preserve">导出时间：2026-09-18 19:38:26　共 1 道题</w:t></w:r></w:p><w:p><w:r><w:drawing>
+<file path=word/document.xml><?xml version="1.0" encoding="UTF-8" standalone="yes"?><w:document xmlns:w="http://schemas.openxmlformats.org/wordprocessingml/2006/main" xmlns:r="http://schemas.openxmlformats.org/officeDocument/2006/relationships" xmlns:wp="http://schemas.openxmlformats.org/drawingml/2006/wordprocessingDrawing" xmlns:a="http://schemas.openxmlformats.org/drawingml/2006/main"><w:body><w:p><w:pPr><w:pStyle w:val="Heading1"/></w:pPr><w:r><w:rPr></w:rPr><w:t xml:space="preserve">个人错题本</w:t></w:r></w:p><w:p><w:pPr><w:pStyle w:val="Quote"/></w:pPr><w:r><w:rPr></w:rPr><w:t xml:space="preserve">导出时间：2026-09-18 20:17:26　共 1 道题</w:t></w:r></w:p><w:p><w:r><w:drawing>
 <wp:inline distT="0" distB="0" distL="0" distR="0" xmlns:wp="http://schemas.openxmlformats.org/drawingml/2006/wordprocessingDrawing">
-<wp:extent cx="4953000" cy="3457575"/><wp:docPr id="56390" name="image1.jpeg"/>
+<wp:extent cx="4953000" cy="3457575"/><wp:docPr id="96806" name="image1.jpeg"/>
 <a:graphic xmlns:a="http://schemas.openxmlformats.org/drawingml/2006/main">
 <a:graphicData uri="http://schemas.openxmlformats.org/drawingml/2006/picture">
 <pic:pic xmlns:pic="http://schemas.openxmlformats.org/drawingml/2006/picture">
@@ -12,7 +12,7 @@
 <a:prstGeom prst="rect"><a:avLst/></a:prstGeom></pic:spPr>
 </pic:pic></a:graphicData></a:graphic></wp:inline></w:drawing></w:r></w:p><w:p><w:pPr><w:pStyle w:val="Heading2"/></w:pPr><w:r><w:rPr></w:rPr><w:t xml:space="preserve">Q20260918-0001　错题</w:t></w:r></w:p><w:p><w:pPr><w:pStyle w:val="Quote"/></w:pPr><w:r><w:rPr></w:rPr><w:t xml:space="preserve">学科：数学（线性代数）　学段：大学　题型：解答题　难度：中等</w:t></w:r></w:p><w:p><w:pPr><w:pStyle w:val="Quote"/></w:pPr><w:r><w:rPr></w:rPr><w:t xml:space="preserve">知识点：行列式、对角线法则</w:t></w:r></w:p><w:p><w:r><w:rPr><w:b/></w:rPr><w:t xml:space="preserve">◆ 题干</w:t></w:r></w:p><w:p><w:r><w:rPr></w:rPr><w:t xml:space="preserve">计算三阶行列式 </w:t></w:r><w:r><w:drawing>
 <wp:inline distT="0" distB="0" distL="0" distR="0">
-<wp:extent cx="1104900" cy="571500"/><wp:docPr id="3084" name="math2.png"/>
+<wp:extent cx="1104900" cy="571500"/><wp:docPr id="27016" name="math2.png"/>
 <a:graphic><a:graphicData uri="http://schemas.openxmlformats.org/drawingml/2006/picture">
 <pic:pic><pic:nvPicPr><pic:cNvPr id="0" name="math2.png"/><pic:cNvPicPr/></pic:nvPicPr>
 <pic:blipFill><a:blip r:embed="rIdMath2"/><a:stretch><a:fillRect/></a:stretch></pic:blipFill>
@@ -20,7 +20,7 @@
 <a:prstGeom prst="rect"><a:avLst/></a:prstGeom></pic:spPr>
 </pic:pic></a:graphicData></a:graphic></wp:inline></w:drawing></w:r><w:r><w:rPr></w:rPr><w:t xml:space="preserve"> 的值，并说明所用方法。</w:t></w:r></w:p><w:p><w:r><w:rPr><w:b/></w:rPr><w:t xml:space="preserve">◆ 我的作答</w:t></w:r></w:p><w:p><w:pPr><w:pStyle w:val="Quote"/></w:pPr><w:r><w:rPr></w:rPr><w:t xml:space="preserve">· 答案：</w:t></w:r><w:r><w:drawing>
 <wp:inline distT="0" distB="0" distL="0" distR="0">
-<wp:extent cx="533400" cy="257175"/><wp:docPr id="48791" name="math3.png"/>
+<wp:extent cx="533400" cy="257175"/><wp:docPr id="87434" name="math3.png"/>
 <a:graphic><a:graphicData uri="http://schemas.openxmlformats.org/drawingml/2006/picture">
 <pic:pic><pic:nvPicPr><pic:cNvPr id="0" name="math3.png"/><pic:cNvPicPr/></pic:nvPicPr>
 <pic:blipFill><a:blip r:embed="rIdMath3"/><a:stretch><a:fillRect/></a:stretch></pic:blipFill>
@@ -28,7 +28,7 @@
 <a:prstGeom prst="rect"><a:avLst/></a:prstGeom></pic:spPr>
 </pic:pic></a:graphicData></a:graphic></wp:inline></w:drawing></w:r></w:p><w:p><w:r><w:rPr></w:rPr><w:t xml:space="preserve">按对角线法则：</w:t></w:r><w:r><w:drawing>
 <wp:inline distT="0" distB="0" distL="0" distR="0">
-<wp:extent cx="2724150" cy="257175"/><wp:docPr id="27556" name="math4.png"/>
+<wp:extent cx="2724150" cy="257175"/><wp:docPr id="90754" name="math4.png"/>
 <a:graphic><a:graphicData uri="http://schemas.openxmlformats.org/drawingml/2006/picture">
 <pic:pic><pic:nvPicPr><pic:cNvPr id="0" name="math4.png"/><pic:cNvPicPr/></pic:nvPicPr>
 <pic:blipFill><a:blip r:embed="rIdMath4"/><a:stretch><a:fillRect/></a:stretch></pic:blipFill>
@@ -36,7 +36,7 @@
 <a:prstGeom prst="rect"><a:avLst/></a:prstGeom></pic:spPr>
 </pic:pic></a:graphicData></a:graphic></wp:inline></w:drawing></w:r></w:p><w:p><w:r><w:rPr><w:b/></w:rPr><w:t xml:space="preserve">◆ 参考答案</w:t></w:r></w:p><w:p><w:r><w:drawing>
 <wp:inline distT="0" distB="0" distL="0" distR="0">
-<wp:extent cx="600075" cy="257175"/><wp:docPr id="31425" name="math5.png"/>
+<wp:extent cx="600075" cy="257175"/><wp:docPr id="87368" name="math5.png"/>
 <a:graphic><a:graphicData uri="http://schemas.openxmlformats.org/drawingml/2006/picture">
 <pic:pic><pic:nvPicPr><pic:cNvPr id="0" name="math5.png"/><pic:cNvPicPr/></pic:nvPicPr>
 <pic:blipFill><a:blip r:embed="rIdMath5"/><a:stretch><a:fillRect/></a:stretch></pic:blipFill>
@@ -44,7 +44,7 @@
 <a:prstGeom prst="rect"><a:avLst/></a:prstGeom></pic:spPr>
 </pic:pic></a:graphicData></a:graphic></wp:inline></w:drawing></w:r></w:p><w:p><w:r><w:rPr><w:b/></w:rPr><w:t xml:space="preserve">◆ 错题还原</w:t></w:r></w:p><w:p><w:r><w:rPr></w:rPr><w:t xml:space="preserve">题目要求计算三阶行列式 </w:t></w:r><w:r><w:drawing>
 <wp:inline distT="0" distB="0" distL="0" distR="0">
-<wp:extent cx="1104900" cy="571500"/><wp:docPr id="26826" name="math6.png"/>
+<wp:extent cx="1104900" cy="571500"/><wp:docPr id="8288" name="math6.png"/>
 <a:graphic><a:graphicData uri="http://schemas.openxmlformats.org/drawingml/2006/picture">
 <pic:pic><pic:nvPicPr><pic:cNvPr id="0" name="math6.png"/><pic:cNvPicPr/></pic:nvPicPr>
 <pic:blipFill><a:blip r:embed="rIdMath6"/><a:stretch><a:fillRect/></a:stretch></pic:blipFill>
@@ -52,7 +52,7 @@
 <a:prstGeom prst="rect"><a:avLst/></a:prstGeom></pic:spPr>
 </pic:pic></a:graphicData></a:graphic></wp:inline></w:drawing></w:r><w:r><w:rPr></w:rPr><w:t xml:space="preserve"> 的值。学生用对角线法则展开，但第二、三项符号写反，得到 </w:t></w:r><w:r><w:drawing>
 <wp:inline distT="0" distB="0" distL="0" distR="0">
-<wp:extent cx="533400" cy="257175"/><wp:docPr id="72975" name="math7.png"/>
+<wp:extent cx="533400" cy="257175"/><wp:docPr id="53832" name="math7.png"/>
 <a:graphic><a:graphicData uri="http://schemas.openxmlformats.org/drawingml/2006/picture">
 <pic:pic><pic:nvPicPr><pic:cNvPr id="0" name="math7.png"/><pic:cNvPicPr/></pic:nvPicPr>
 <pic:blipFill><a:blip r:embed="rIdMath7"/><a:stretch><a:fillRect/></a:stretch></pic:blipFill>
@@ -60,7 +60,7 @@
 <a:prstGeom prst="rect"><a:avLst/></a:prstGeom></pic:spPr>
 </pic:pic></a:graphicData></a:graphic></wp:inline></w:drawing></w:r><w:r><w:rPr></w:rPr><w:t xml:space="preserve">，正确答案是 </w:t></w:r><w:r><w:drawing>
 <wp:inline distT="0" distB="0" distL="0" distR="0">
-<wp:extent cx="600075" cy="257175"/><wp:docPr id="10237" name="math8.png"/>
+<wp:extent cx="600075" cy="257175"/><wp:docPr id="81788" name="math8.png"/>
 <a:graphic><a:graphicData uri="http://schemas.openxmlformats.org/drawingml/2006/picture">
 <pic:pic><pic:nvPicPr><pic:cNvPr id="0" name="math8.png"/><pic:cNvPicPr/></pic:nvPicPr>
 <pic:blipFill><a:blip r:embed="rIdMath8"/><a:stretch><a:fillRect/></a:stretch></pic:blipFill>
@@ -68,7 +68,7 @@
 <a:prstGeom prst="rect"><a:avLst/></a:prstGeom></pic:spPr>
 </pic:pic></a:graphicData></a:graphic></wp:inline></w:drawing></w:r><w:r><w:rPr></w:rPr><w:t xml:space="preserve">。</w:t></w:r></w:p><w:p><w:r><w:rPr><w:b/></w:rPr><w:t xml:space="preserve">◆ 错误原因分析</w:t></w:r></w:p><w:p><w:pPr><w:pStyle w:val="Quote"/></w:pPr><w:r><w:rPr></w:rPr><w:t xml:space="preserve">· [公式记错] 三阶行列式展开式中后两项的符号规则记反了</w:t></w:r></w:p><w:p><w:pPr><w:pStyle w:val="Quote"/></w:pPr><w:r><w:rPr></w:rPr><w:t xml:space="preserve">· [计算失误] 末尾 </w:t></w:r><w:r><w:drawing>
 <wp:inline distT="0" distB="0" distL="0" distR="0">
-<wp:extent cx="638175" cy="257175"/><wp:docPr id="14487" name="math9.png"/>
+<wp:extent cx="638175" cy="257175"/><wp:docPr id="44299" name="math9.png"/>
 <a:graphic><a:graphicData uri="http://schemas.openxmlformats.org/drawingml/2006/picture">
 <pic:pic><pic:nvPicPr><pic:cNvPr id="0" name="math9.png"/><pic:cNvPicPr/></pic:nvPicPr>
 <pic:blipFill><a:blip r:embed="rIdMath9"/><a:stretch><a:fillRect/></a:stretch></pic:blipFill>
@@ -76,7 +76,7 @@
 <a:prstGeom prst="rect"><a:avLst/></a:prstGeom></pic:spPr>
 </pic:pic></a:graphicData></a:graphic></wp:inline></w:drawing></w:r><w:r><w:rPr></w:rPr><w:t xml:space="preserve"> 的减法也算错，本应是 </w:t></w:r><w:r><w:drawing>
 <wp:inline distT="0" distB="0" distL="0" distR="0">
-<wp:extent cx="352425" cy="257175"/><wp:docPr id="98340" name="math10.png"/>
+<wp:extent cx="352425" cy="257175"/><wp:docPr id="47563" name="math10.png"/>
 <a:graphic><a:graphicData uri="http://schemas.openxmlformats.org/drawingml/2006/picture">
 <pic:pic><pic:nvPicPr><pic:cNvPr id="0" name="math10.png"/><pic:cNvPicPr/></pic:nvPicPr>
 <pic:blipFill><a:blip r:embed="rIdMath10"/><a:stretch><a:fillRect/></a:stretch></pic:blipFill>
@@ -84,7 +84,7 @@
 <a:prstGeom prst="rect"><a:avLst/></a:prstGeom></pic:spPr>
 </pic:pic></a:graphicData></a:graphic></wp:inline></w:drawing></w:r></w:p><w:p><w:r><w:rPr><w:b/></w:rPr><w:t xml:space="preserve">◆ 对应知识点</w:t></w:r></w:p><w:p><w:pPr><w:pStyle w:val="Quote"/></w:pPr><w:r><w:rPr></w:rPr><w:t xml:space="preserve">· 三阶行列式展开（线性代数·行列式）</w:t></w:r></w:p><w:p><w:r><w:rPr></w:rPr><w:t xml:space="preserve">　　按第一行展开：</w:t></w:r><w:r><w:drawing>
 <wp:inline distT="0" distB="0" distL="0" distR="0">
-<wp:extent cx="2419350" cy="266700"/><wp:docPr id="51116" name="math11.png"/>
+<wp:extent cx="2419350" cy="266700"/><wp:docPr id="20999" name="math11.png"/>
 <a:graphic><a:graphicData uri="http://schemas.openxmlformats.org/drawingml/2006/picture">
 <pic:pic><pic:nvPicPr><pic:cNvPr id="0" name="math11.png"/><pic:cNvPicPr/></pic:nvPicPr>
 <pic:blipFill><a:blip r:embed="rIdMath11"/><a:stretch><a:fillRect/></a:stretch></pic:blipFill>
@@ -92,7 +92,7 @@
 <a:prstGeom prst="rect"><a:avLst/></a:prstGeom></pic:spPr>
 </pic:pic></a:graphicData></a:graphic></wp:inline></w:drawing></w:r><w:r><w:rPr></w:rPr><w:t xml:space="preserve">，符号是 + - +</w:t></w:r></w:p><w:p><w:pPr><w:pStyle w:val="Quote"/></w:pPr><w:r><w:rPr></w:rPr><w:t xml:space="preserve">· 对角线法则（萨吕斯法则）（线性代数·行列式）</w:t></w:r></w:p><w:p><w:r><w:rPr></w:rPr><w:t xml:space="preserve">　　三条主对角线之和减去三条副对角线之和，注意方向</w:t></w:r></w:p><w:p><w:r><w:rPr><w:b/></w:rPr><w:t xml:space="preserve">◆ 标准解题步骤</w:t></w:r></w:p><w:p><w:pPr><w:pStyle w:val="Quote"/></w:pPr><w:r><w:rPr></w:rPr><w:t xml:space="preserve">· 1. ① 写出三阶行列式，按萨吕斯法则列出六项：三条主对角线取正、三条副对角线取负。</w:t></w:r></w:p><w:p><w:pPr><w:pStyle w:val="Quote"/></w:pPr><w:r><w:rPr></w:rPr><w:t xml:space="preserve">· 2. ② 主对角线：</w:t></w:r><w:r><w:drawing>
 <wp:inline distT="0" distB="0" distL="0" distR="0">
-<wp:extent cx="2933700" cy="257175"/><wp:docPr id="89126" name="math12.png"/>
+<wp:extent cx="2933700" cy="257175"/><wp:docPr id="22789" name="math12.png"/>
 <a:graphic><a:graphicData uri="http://schemas.openxmlformats.org/drawingml/2006/picture">
 <pic:pic><pic:nvPicPr><pic:cNvPr id="0" name="math12.png"/><pic:cNvPicPr/></pic:nvPicPr>
 <pic:blipFill><a:blip r:embed="rIdMath12"/><a:stretch><a:fillRect/></a:stretch></pic:blipFill>
@@ -100,7 +100,7 @@
 <a:prstGeom prst="rect"><a:avLst/></a:prstGeom></pic:spPr>
 </pic:pic></a:graphicData></a:graphic></wp:inline></w:drawing></w:r><w:r><w:rPr></w:rPr><w:t xml:space="preserve">。</w:t></w:r></w:p><w:p><w:pPr><w:pStyle w:val="Quote"/></w:pPr><w:r><w:rPr></w:rPr><w:t xml:space="preserve">· 3. ③ 副对角线：</w:t></w:r><w:r><w:drawing>
 <wp:inline distT="0" distB="0" distL="0" distR="0">
-<wp:extent cx="2933700" cy="257175"/><wp:docPr id="38776" name="math13.png"/>
+<wp:extent cx="2933700" cy="257175"/><wp:docPr id="19418" name="math13.png"/>
 <a:graphic><a:graphicData uri="http://schemas.openxmlformats.org/drawingml/2006/picture">
 <pic:pic><pic:nvPicPr><pic:cNvPr id="0" name="math13.png"/><pic:cNvPicPr/></pic:nvPicPr>
 <pic:blipFill><a:blip r:embed="rIdMath13"/><a:stretch><a:fillRect/></a:stretch></pic:blipFill>
@@ -108,7 +108,7 @@
 <a:prstGeom prst="rect"><a:avLst/></a:prstGeom></pic:spPr>
 </pic:pic></a:graphicData></a:graphic></wp:inline></w:drawing></w:r><w:r><w:rPr></w:rPr><w:t xml:space="preserve">。</w:t></w:r></w:p><w:p><w:pPr><w:pStyle w:val="Quote"/></w:pPr><w:r><w:rPr></w:rPr><w:t xml:space="preserve">· 4. ④ </w:t></w:r><w:r><w:drawing>
 <wp:inline distT="0" distB="0" distL="0" distR="0">
-<wp:extent cx="1600200" cy="257175"/><wp:docPr id="24880" name="math14.png"/>
+<wp:extent cx="1600200" cy="257175"/><wp:docPr id="44198" name="math14.png"/>
 <a:graphic><a:graphicData uri="http://schemas.openxmlformats.org/drawingml/2006/picture">
 <pic:pic><pic:nvPicPr><pic:cNvPr id="0" name="math14.png"/><pic:cNvPicPr/></pic:nvPicPr>
 <pic:blipFill><a:blip r:embed="rIdMath14"/><a:stretch><a:fillRect/></a:stretch></pic:blipFill>
@@ -116,7 +116,7 @@
 <a:prstGeom prst="rect"><a:avLst/></a:prstGeom></pic:spPr>
 </pic:pic></a:graphicData></a:graphic></wp:inline></w:drawing></w:r><w:r><w:rPr></w:rPr><w:t xml:space="preserve">。</w:t></w:r></w:p><w:p><w:pPr><w:pStyle w:val="Quote"/></w:pPr><w:r><w:rPr></w:rPr><w:t xml:space="preserve">最终答案：</w:t></w:r><w:r><w:drawing>
 <wp:inline distT="0" distB="0" distL="0" distR="0">
-<wp:extent cx="600075" cy="257175"/><wp:docPr id="42622" name="math15.png"/>
+<wp:extent cx="600075" cy="257175"/><wp:docPr id="30778" name="math15.png"/>
 <a:graphic><a:graphicData uri="http://schemas.openxmlformats.org/drawingml/2006/picture">
 <pic:pic><pic:nvPicPr><pic:cNvPr id="0" name="math15.png"/><pic:cNvPicPr/></pic:nvPicPr>
 <pic:blipFill><a:blip r:embed="rIdMath15"/><a:stretch><a:fillRect/></a:stretch></pic:blipFill>
@@ -124,7 +124,7 @@
 <a:prstGeom prst="rect"><a:avLst/></a:prstGeom></pic:spPr>
 </pic:pic></a:graphicData></a:graphic></wp:inline></w:drawing></w:r></w:p><w:p><w:r><w:rPr><w:b/></w:rPr><w:t xml:space="preserve">◆ 避错技巧</w:t></w:r></w:p><w:p><w:pPr><w:pStyle w:val="Quote"/></w:pPr><w:r><w:rPr></w:rPr><w:t xml:space="preserve">· 先把六项的符号写在草稿上（+ + + - - -）再代数，别边算边想符号</w:t></w:r></w:p><w:p><w:pPr><w:pStyle w:val="Quote"/></w:pPr><w:r><w:rPr></w:rPr><w:t xml:space="preserve">· 算完用「按另一行展开」复核一次，两次结果一致基本可以确认</w:t></w:r></w:p><w:p><w:r><w:rPr><w:b/></w:rPr><w:t xml:space="preserve">◆ 举一反三（变式练习）</w:t></w:r></w:p><w:p><w:r><w:rPr></w:rPr><w:t xml:space="preserve">变式1：计算二阶行列式 </w:t></w:r><w:r><w:drawing>
 <wp:inline distT="0" distB="0" distL="0" distR="0">
-<wp:extent cx="466725" cy="409575"/><wp:docPr id="26766" name="math16.png"/>
+<wp:extent cx="466725" cy="409575"/><wp:docPr id="74268" name="math16.png"/>
 <a:graphic><a:graphicData uri="http://schemas.openxmlformats.org/drawingml/2006/picture">
 <pic:pic><pic:nvPicPr><pic:cNvPr id="0" name="math16.png"/><pic:cNvPicPr/></pic:nvPicPr>
 <pic:blipFill><a:blip r:embed="rIdMath16"/><a:stretch><a:fillRect/></a:stretch></pic:blipFill>
@@ -132,7 +132,7 @@
 <a:prstGeom prst="rect"><a:avLst/></a:prstGeom></pic:spPr>
 </pic:pic></a:graphicData></a:graphic></wp:inline></w:drawing></w:r><w:r><w:rPr></w:rPr><w:t xml:space="preserve"> 的值。</w:t></w:r></w:p><w:p><w:pPr><w:pStyle w:val="Quote"/></w:pPr><w:r><w:rPr></w:rPr><w:t xml:space="preserve">　　答案：</w:t></w:r><w:r><w:drawing>
 <wp:inline distT="0" distB="0" distL="0" distR="0">
-<wp:extent cx="180975" cy="257175"/><wp:docPr id="85639" name="math17.png"/>
+<wp:extent cx="180975" cy="257175"/><wp:docPr id="89455" name="math17.png"/>
 <a:graphic><a:graphicData uri="http://schemas.openxmlformats.org/drawingml/2006/picture">
 <pic:pic><pic:nvPicPr><pic:cNvPr id="0" name="math17.png"/><pic:cNvPicPr/></pic:nvPicPr>
 <pic:blipFill><a:blip r:embed="rIdMath17"/><a:stretch><a:fillRect/></a:stretch></pic:blipFill>
@@ -140,7 +140,7 @@
 <a:prstGeom prst="rect"><a:avLst/></a:prstGeom></pic:spPr>
 </pic:pic></a:graphicData></a:graphic></wp:inline></w:drawing></w:r></w:p><w:p><w:pPr><w:pStyle w:val="Quote"/></w:pPr><w:r><w:rPr></w:rPr><w:t xml:space="preserve">　　提示：主对角线乘积减副对角线乘积：</w:t></w:r><w:r><w:drawing>
 <wp:inline distT="0" distB="0" distL="0" distR="0">
-<wp:extent cx="914400" cy="257175"/><wp:docPr id="37508" name="math18.png"/>
+<wp:extent cx="914400" cy="257175"/><wp:docPr id="67127" name="math18.png"/>
 <a:graphic><a:graphicData uri="http://schemas.openxmlformats.org/drawingml/2006/picture">
 <pic:pic><pic:nvPicPr><pic:cNvPr id="0" name="math18.png"/><pic:cNvPicPr/></pic:nvPicPr>
 <pic:blipFill><a:blip r:embed="rIdMath18"/><a:stretch><a:fillRect/></a:stretch></pic:blipFill>
@@ -148,7 +148,7 @@
 <a:prstGeom prst="rect"><a:avLst/></a:prstGeom></pic:spPr>
 </pic:pic></a:graphicData></a:graphic></wp:inline></w:drawing></w:r></w:p><w:p><w:r><w:rPr></w:rPr><w:t xml:space="preserve">变式2：计算三阶行列式 </w:t></w:r><w:r><w:drawing>
 <wp:inline distT="0" distB="0" distL="0" distR="0">
-<wp:extent cx="657225" cy="571500"/><wp:docPr id="28974" name="math19.png"/>
+<wp:extent cx="657225" cy="571500"/><wp:docPr id="77564" name="math19.png"/>
 <a:graphic><a:graphicData uri="http://schemas.openxmlformats.org/drawingml/2006/picture">
 <pic:pic><pic:nvPicPr><pic:cNvPr id="0" name="math19.png"/><pic:cNvPicPr/></pic:nvPicPr>
 <pic:blipFill><a:blip r:embed="rIdMath19"/><a:stretch><a:fillRect/></a:stretch></pic:blipFill>
@@ -156,7 +156,7 @@
 <a:prstGeom prst="rect"><a:avLst/></a:prstGeom></pic:spPr>
 </pic:pic></a:graphicData></a:graphic></wp:inline></w:drawing></w:r><w:r><w:rPr></w:rPr><w:t xml:space="preserve"> 的值。</w:t></w:r></w:p><w:p><w:pPr><w:pStyle w:val="Quote"/></w:pPr><w:r><w:rPr></w:rPr><w:t xml:space="preserve">　　答案：</w:t></w:r><w:r><w:drawing>
 <wp:inline distT="0" distB="0" distL="0" distR="0">
-<wp:extent cx="352425" cy="257175"/><wp:docPr id="74607" name="math20.png"/>
+<wp:extent cx="352425" cy="257175"/><wp:docPr id="65096" name="math20.png"/>
 <a:graphic><a:graphicData uri="http://schemas.openxmlformats.org/drawingml/2006/picture">
 <pic:pic><pic:nvPicPr><pic:cNvPr id="0" name="math20.png"/><pic:cNvPicPr/></pic:nvPicPr>
 <pic:blipFill><a:blip r:embed="rIdMath20"/><a:stretch><a:fillRect/></a:stretch></pic:blipFill>

--- a/verify/exports/个人错题本_预置.docx
+++ b/verify/exports/个人错题本_预置.docx
@@ -1,7 +1,7 @@
 
-<file path=word/document.xml><?xml version="1.0" encoding="UTF-8" standalone="yes"?><w:document xmlns:w="http://schemas.openxmlformats.org/wordprocessingml/2006/main" xmlns:r="http://schemas.openxmlformats.org/officeDocument/2006/relationships" xmlns:wp="http://schemas.openxmlformats.org/drawingml/2006/wordprocessingDrawing" xmlns:a="http://schemas.openxmlformats.org/drawingml/2006/main"><w:body><w:p><w:pPr><w:pStyle w:val="Heading1"/></w:pPr><w:r><w:rPr></w:rPr><w:t xml:space="preserve">个人错题本</w:t></w:r></w:p><w:p><w:pPr><w:pStyle w:val="Quote"/></w:pPr><w:r><w:rPr></w:rPr><w:t xml:space="preserve">导出时间：2026-09-18 20:17:26　共 1 道题</w:t></w:r></w:p><w:p><w:r><w:drawing>
+<file path=word/document.xml><?xml version="1.0" encoding="UTF-8" standalone="yes"?><w:document xmlns:w="http://schemas.openxmlformats.org/wordprocessingml/2006/main" xmlns:r="http://schemas.openxmlformats.org/officeDocument/2006/relationships" xmlns:wp="http://schemas.openxmlformats.org/drawingml/2006/wordprocessingDrawing" xmlns:a="http://schemas.openxmlformats.org/drawingml/2006/main"><w:body><w:p><w:pPr><w:pStyle w:val="Heading1"/></w:pPr><w:r><w:rPr></w:rPr><w:t xml:space="preserve">个人错题本</w:t></w:r></w:p><w:p><w:pPr><w:pStyle w:val="Quote"/></w:pPr><w:r><w:rPr></w:rPr><w:t xml:space="preserve">导出时间：2026-09-18 20:57:51　共 1 道题</w:t></w:r></w:p><w:p><w:r><w:drawing>
 <wp:inline distT="0" distB="0" distL="0" distR="0" xmlns:wp="http://schemas.openxmlformats.org/drawingml/2006/wordprocessingDrawing">
-<wp:extent cx="4953000" cy="3457575"/><wp:docPr id="96806" name="image1.jpeg"/>
+<wp:extent cx="4953000" cy="3457575"/><wp:docPr id="12838" name="image1.jpeg"/>
 <a:graphic xmlns:a="http://schemas.openxmlformats.org/drawingml/2006/main">
 <a:graphicData uri="http://schemas.openxmlformats.org/drawingml/2006/picture">
 <pic:pic xmlns:pic="http://schemas.openxmlformats.org/drawingml/2006/picture">
@@ -12,7 +12,7 @@
 <a:prstGeom prst="rect"><a:avLst/></a:prstGeom></pic:spPr>
 </pic:pic></a:graphicData></a:graphic></wp:inline></w:drawing></w:r></w:p><w:p><w:pPr><w:pStyle w:val="Heading2"/></w:pPr><w:r><w:rPr></w:rPr><w:t xml:space="preserve">Q20260918-0001　错题</w:t></w:r></w:p><w:p><w:pPr><w:pStyle w:val="Quote"/></w:pPr><w:r><w:rPr></w:rPr><w:t xml:space="preserve">学科：数学（线性代数）　学段：大学　题型：解答题　难度：中等</w:t></w:r></w:p><w:p><w:pPr><w:pStyle w:val="Quote"/></w:pPr><w:r><w:rPr></w:rPr><w:t xml:space="preserve">知识点：行列式、对角线法则</w:t></w:r></w:p><w:p><w:r><w:rPr><w:b/></w:rPr><w:t xml:space="preserve">◆ 题干</w:t></w:r></w:p><w:p><w:r><w:rPr></w:rPr><w:t xml:space="preserve">计算三阶行列式 </w:t></w:r><w:r><w:drawing>
 <wp:inline distT="0" distB="0" distL="0" distR="0">
-<wp:extent cx="1104900" cy="571500"/><wp:docPr id="27016" name="math2.png"/>
+<wp:extent cx="1104900" cy="571500"/><wp:docPr id="3345" name="math2.png"/>
 <a:graphic><a:graphicData uri="http://schemas.openxmlformats.org/drawingml/2006/picture">
 <pic:pic><pic:nvPicPr><pic:cNvPr id="0" name="math2.png"/><pic:cNvPicPr/></pic:nvPicPr>
 <pic:blipFill><a:blip r:embed="rIdMath2"/><a:stretch><a:fillRect/></a:stretch></pic:blipFill>
@@ -20,7 +20,7 @@
 <a:prstGeom prst="rect"><a:avLst/></a:prstGeom></pic:spPr>
 </pic:pic></a:graphicData></a:graphic></wp:inline></w:drawing></w:r><w:r><w:rPr></w:rPr><w:t xml:space="preserve"> 的值，并说明所用方法。</w:t></w:r></w:p><w:p><w:r><w:rPr><w:b/></w:rPr><w:t xml:space="preserve">◆ 我的作答</w:t></w:r></w:p><w:p><w:pPr><w:pStyle w:val="Quote"/></w:pPr><w:r><w:rPr></w:rPr><w:t xml:space="preserve">· 答案：</w:t></w:r><w:r><w:drawing>
 <wp:inline distT="0" distB="0" distL="0" distR="0">
-<wp:extent cx="533400" cy="257175"/><wp:docPr id="87434" name="math3.png"/>
+<wp:extent cx="533400" cy="257175"/><wp:docPr id="20500" name="math3.png"/>
 <a:graphic><a:graphicData uri="http://schemas.openxmlformats.org/drawingml/2006/picture">
 <pic:pic><pic:nvPicPr><pic:cNvPr id="0" name="math3.png"/><pic:cNvPicPr/></pic:nvPicPr>
 <pic:blipFill><a:blip r:embed="rIdMath3"/><a:stretch><a:fillRect/></a:stretch></pic:blipFill>
@@ -28,7 +28,7 @@
 <a:prstGeom prst="rect"><a:avLst/></a:prstGeom></pic:spPr>
 </pic:pic></a:graphicData></a:graphic></wp:inline></w:drawing></w:r></w:p><w:p><w:r><w:rPr></w:rPr><w:t xml:space="preserve">按对角线法则：</w:t></w:r><w:r><w:drawing>
 <wp:inline distT="0" distB="0" distL="0" distR="0">
-<wp:extent cx="2724150" cy="257175"/><wp:docPr id="90754" name="math4.png"/>
+<wp:extent cx="2724150" cy="257175"/><wp:docPr id="86558" name="math4.png"/>
 <a:graphic><a:graphicData uri="http://schemas.openxmlformats.org/drawingml/2006/picture">
 <pic:pic><pic:nvPicPr><pic:cNvPr id="0" name="math4.png"/><pic:cNvPicPr/></pic:nvPicPr>
 <pic:blipFill><a:blip r:embed="rIdMath4"/><a:stretch><a:fillRect/></a:stretch></pic:blipFill>
@@ -36,7 +36,7 @@
 <a:prstGeom prst="rect"><a:avLst/></a:prstGeom></pic:spPr>
 </pic:pic></a:graphicData></a:graphic></wp:inline></w:drawing></w:r></w:p><w:p><w:r><w:rPr><w:b/></w:rPr><w:t xml:space="preserve">◆ 参考答案</w:t></w:r></w:p><w:p><w:r><w:drawing>
 <wp:inline distT="0" distB="0" distL="0" distR="0">
-<wp:extent cx="600075" cy="257175"/><wp:docPr id="87368" name="math5.png"/>
+<wp:extent cx="600075" cy="257175"/><wp:docPr id="34089" name="math5.png"/>
 <a:graphic><a:graphicData uri="http://schemas.openxmlformats.org/drawingml/2006/picture">
 <pic:pic><pic:nvPicPr><pic:cNvPr id="0" name="math5.png"/><pic:cNvPicPr/></pic:nvPicPr>
 <pic:blipFill><a:blip r:embed="rIdMath5"/><a:stretch><a:fillRect/></a:stretch></pic:blipFill>
@@ -44,7 +44,7 @@
 <a:prstGeom prst="rect"><a:avLst/></a:prstGeom></pic:spPr>
 </pic:pic></a:graphicData></a:graphic></wp:inline></w:drawing></w:r></w:p><w:p><w:r><w:rPr><w:b/></w:rPr><w:t xml:space="preserve">◆ 错题还原</w:t></w:r></w:p><w:p><w:r><w:rPr></w:rPr><w:t xml:space="preserve">题目要求计算三阶行列式 </w:t></w:r><w:r><w:drawing>
 <wp:inline distT="0" distB="0" distL="0" distR="0">
-<wp:extent cx="1104900" cy="571500"/><wp:docPr id="8288" name="math6.png"/>
+<wp:extent cx="1104900" cy="571500"/><wp:docPr id="51854" name="math6.png"/>
 <a:graphic><a:graphicData uri="http://schemas.openxmlformats.org/drawingml/2006/picture">
 <pic:pic><pic:nvPicPr><pic:cNvPr id="0" name="math6.png"/><pic:cNvPicPr/></pic:nvPicPr>
 <pic:blipFill><a:blip r:embed="rIdMath6"/><a:stretch><a:fillRect/></a:stretch></pic:blipFill>
@@ -52,7 +52,7 @@
 <a:prstGeom prst="rect"><a:avLst/></a:prstGeom></pic:spPr>
 </pic:pic></a:graphicData></a:graphic></wp:inline></w:drawing></w:r><w:r><w:rPr></w:rPr><w:t xml:space="preserve"> 的值。学生用对角线法则展开，但第二、三项符号写反，得到 </w:t></w:r><w:r><w:drawing>
 <wp:inline distT="0" distB="0" distL="0" distR="0">
-<wp:extent cx="533400" cy="257175"/><wp:docPr id="53832" name="math7.png"/>
+<wp:extent cx="533400" cy="257175"/><wp:docPr id="6553" name="math7.png"/>
 <a:graphic><a:graphicData uri="http://schemas.openxmlformats.org/drawingml/2006/picture">
 <pic:pic><pic:nvPicPr><pic:cNvPr id="0" name="math7.png"/><pic:cNvPicPr/></pic:nvPicPr>
 <pic:blipFill><a:blip r:embed="rIdMath7"/><a:stretch><a:fillRect/></a:stretch></pic:blipFill>
@@ -60,7 +60,7 @@
 <a:prstGeom prst="rect"><a:avLst/></a:prstGeom></pic:spPr>
 </pic:pic></a:graphicData></a:graphic></wp:inline></w:drawing></w:r><w:r><w:rPr></w:rPr><w:t xml:space="preserve">，正确答案是 </w:t></w:r><w:r><w:drawing>
 <wp:inline distT="0" distB="0" distL="0" distR="0">
-<wp:extent cx="600075" cy="257175"/><wp:docPr id="81788" name="math8.png"/>
+<wp:extent cx="600075" cy="257175"/><wp:docPr id="95800" name="math8.png"/>
 <a:graphic><a:graphicData uri="http://schemas.openxmlformats.org/drawingml/2006/picture">
 <pic:pic><pic:nvPicPr><pic:cNvPr id="0" name="math8.png"/><pic:cNvPicPr/></pic:nvPicPr>
 <pic:blipFill><a:blip r:embed="rIdMath8"/><a:stretch><a:fillRect/></a:stretch></pic:blipFill>
@@ -68,7 +68,7 @@
 <a:prstGeom prst="rect"><a:avLst/></a:prstGeom></pic:spPr>
 </pic:pic></a:graphicData></a:graphic></wp:inline></w:drawing></w:r><w:r><w:rPr></w:rPr><w:t xml:space="preserve">。</w:t></w:r></w:p><w:p><w:r><w:rPr><w:b/></w:rPr><w:t xml:space="preserve">◆ 错误原因分析</w:t></w:r></w:p><w:p><w:pPr><w:pStyle w:val="Quote"/></w:pPr><w:r><w:rPr></w:rPr><w:t xml:space="preserve">· [公式记错] 三阶行列式展开式中后两项的符号规则记反了</w:t></w:r></w:p><w:p><w:pPr><w:pStyle w:val="Quote"/></w:pPr><w:r><w:rPr></w:rPr><w:t xml:space="preserve">· [计算失误] 末尾 </w:t></w:r><w:r><w:drawing>
 <wp:inline distT="0" distB="0" distL="0" distR="0">
-<wp:extent cx="638175" cy="257175"/><wp:docPr id="44299" name="math9.png"/>
+<wp:extent cx="638175" cy="257175"/><wp:docPr id="20089" name="math9.png"/>
 <a:graphic><a:graphicData uri="http://schemas.openxmlformats.org/drawingml/2006/picture">
 <pic:pic><pic:nvPicPr><pic:cNvPr id="0" name="math9.png"/><pic:cNvPicPr/></pic:nvPicPr>
 <pic:blipFill><a:blip r:embed="rIdMath9"/><a:stretch><a:fillRect/></a:stretch></pic:blipFill>
@@ -76,7 +76,7 @@
 <a:prstGeom prst="rect"><a:avLst/></a:prstGeom></pic:spPr>
 </pic:pic></a:graphicData></a:graphic></wp:inline></w:drawing></w:r><w:r><w:rPr></w:rPr><w:t xml:space="preserve"> 的减法也算错，本应是 </w:t></w:r><w:r><w:drawing>
 <wp:inline distT="0" distB="0" distL="0" distR="0">
-<wp:extent cx="352425" cy="257175"/><wp:docPr id="47563" name="math10.png"/>
+<wp:extent cx="352425" cy="257175"/><wp:docPr id="88465" name="math10.png"/>
 <a:graphic><a:graphicData uri="http://schemas.openxmlformats.org/drawingml/2006/picture">
 <pic:pic><pic:nvPicPr><pic:cNvPr id="0" name="math10.png"/><pic:cNvPicPr/></pic:nvPicPr>
 <pic:blipFill><a:blip r:embed="rIdMath10"/><a:stretch><a:fillRect/></a:stretch></pic:blipFill>
@@ -84,7 +84,7 @@
 <a:prstGeom prst="rect"><a:avLst/></a:prstGeom></pic:spPr>
 </pic:pic></a:graphicData></a:graphic></wp:inline></w:drawing></w:r></w:p><w:p><w:r><w:rPr><w:b/></w:rPr><w:t xml:space="preserve">◆ 对应知识点</w:t></w:r></w:p><w:p><w:pPr><w:pStyle w:val="Quote"/></w:pPr><w:r><w:rPr></w:rPr><w:t xml:space="preserve">· 三阶行列式展开（线性代数·行列式）</w:t></w:r></w:p><w:p><w:r><w:rPr></w:rPr><w:t xml:space="preserve">　　按第一行展开：</w:t></w:r><w:r><w:drawing>
 <wp:inline distT="0" distB="0" distL="0" distR="0">
-<wp:extent cx="2419350" cy="266700"/><wp:docPr id="20999" name="math11.png"/>
+<wp:extent cx="2419350" cy="266700"/><wp:docPr id="62455" name="math11.png"/>
 <a:graphic><a:graphicData uri="http://schemas.openxmlformats.org/drawingml/2006/picture">
 <pic:pic><pic:nvPicPr><pic:cNvPr id="0" name="math11.png"/><pic:cNvPicPr/></pic:nvPicPr>
 <pic:blipFill><a:blip r:embed="rIdMath11"/><a:stretch><a:fillRect/></a:stretch></pic:blipFill>
@@ -92,7 +92,7 @@
 <a:prstGeom prst="rect"><a:avLst/></a:prstGeom></pic:spPr>
 </pic:pic></a:graphicData></a:graphic></wp:inline></w:drawing></w:r><w:r><w:rPr></w:rPr><w:t xml:space="preserve">，符号是 + - +</w:t></w:r></w:p><w:p><w:pPr><w:pStyle w:val="Quote"/></w:pPr><w:r><w:rPr></w:rPr><w:t xml:space="preserve">· 对角线法则（萨吕斯法则）（线性代数·行列式）</w:t></w:r></w:p><w:p><w:r><w:rPr></w:rPr><w:t xml:space="preserve">　　三条主对角线之和减去三条副对角线之和，注意方向</w:t></w:r></w:p><w:p><w:r><w:rPr><w:b/></w:rPr><w:t xml:space="preserve">◆ 标准解题步骤</w:t></w:r></w:p><w:p><w:pPr><w:pStyle w:val="Quote"/></w:pPr><w:r><w:rPr></w:rPr><w:t xml:space="preserve">· 1. ① 写出三阶行列式，按萨吕斯法则列出六项：三条主对角线取正、三条副对角线取负。</w:t></w:r></w:p><w:p><w:pPr><w:pStyle w:val="Quote"/></w:pPr><w:r><w:rPr></w:rPr><w:t xml:space="preserve">· 2. ② 主对角线：</w:t></w:r><w:r><w:drawing>
 <wp:inline distT="0" distB="0" distL="0" distR="0">
-<wp:extent cx="2933700" cy="257175"/><wp:docPr id="22789" name="math12.png"/>
+<wp:extent cx="2933700" cy="257175"/><wp:docPr id="70847" name="math12.png"/>
 <a:graphic><a:graphicData uri="http://schemas.openxmlformats.org/drawingml/2006/picture">
 <pic:pic><pic:nvPicPr><pic:cNvPr id="0" name="math12.png"/><pic:cNvPicPr/></pic:nvPicPr>
 <pic:blipFill><a:blip r:embed="rIdMath12"/><a:stretch><a:fillRect/></a:stretch></pic:blipFill>
@@ -100,7 +100,7 @@
 <a:prstGeom prst="rect"><a:avLst/></a:prstGeom></pic:spPr>
 </pic:pic></a:graphicData></a:graphic></wp:inline></w:drawing></w:r><w:r><w:rPr></w:rPr><w:t xml:space="preserve">。</w:t></w:r></w:p><w:p><w:pPr><w:pStyle w:val="Quote"/></w:pPr><w:r><w:rPr></w:rPr><w:t xml:space="preserve">· 3. ③ 副对角线：</w:t></w:r><w:r><w:drawing>
 <wp:inline distT="0" distB="0" distL="0" distR="0">
-<wp:extent cx="2933700" cy="257175"/><wp:docPr id="19418" name="math13.png"/>
+<wp:extent cx="2933700" cy="257175"/><wp:docPr id="58284" name="math13.png"/>
 <a:graphic><a:graphicData uri="http://schemas.openxmlformats.org/drawingml/2006/picture">
 <pic:pic><pic:nvPicPr><pic:cNvPr id="0" name="math13.png"/><pic:cNvPicPr/></pic:nvPicPr>
 <pic:blipFill><a:blip r:embed="rIdMath13"/><a:stretch><a:fillRect/></a:stretch></pic:blipFill>
@@ -108,7 +108,7 @@
 <a:prstGeom prst="rect"><a:avLst/></a:prstGeom></pic:spPr>
 </pic:pic></a:graphicData></a:graphic></wp:inline></w:drawing></w:r><w:r><w:rPr></w:rPr><w:t xml:space="preserve">。</w:t></w:r></w:p><w:p><w:pPr><w:pStyle w:val="Quote"/></w:pPr><w:r><w:rPr></w:rPr><w:t xml:space="preserve">· 4. ④ </w:t></w:r><w:r><w:drawing>
 <wp:inline distT="0" distB="0" distL="0" distR="0">
-<wp:extent cx="1600200" cy="257175"/><wp:docPr id="44198" name="math14.png"/>
+<wp:extent cx="1600200" cy="257175"/><wp:docPr id="52587" name="math14.png"/>
 <a:graphic><a:graphicData uri="http://schemas.openxmlformats.org/drawingml/2006/picture">
 <pic:pic><pic:nvPicPr><pic:cNvPr id="0" name="math14.png"/><pic:cNvPicPr/></pic:nvPicPr>
 <pic:blipFill><a:blip r:embed="rIdMath14"/><a:stretch><a:fillRect/></a:stretch></pic:blipFill>
@@ -116,7 +116,7 @@
 <a:prstGeom prst="rect"><a:avLst/></a:prstGeom></pic:spPr>
 </pic:pic></a:graphicData></a:graphic></wp:inline></w:drawing></w:r><w:r><w:rPr></w:rPr><w:t xml:space="preserve">。</w:t></w:r></w:p><w:p><w:pPr><w:pStyle w:val="Quote"/></w:pPr><w:r><w:rPr></w:rPr><w:t xml:space="preserve">最终答案：</w:t></w:r><w:r><w:drawing>
 <wp:inline distT="0" distB="0" distL="0" distR="0">
-<wp:extent cx="600075" cy="257175"/><wp:docPr id="30778" name="math15.png"/>
+<wp:extent cx="600075" cy="257175"/><wp:docPr id="46186" name="math15.png"/>
 <a:graphic><a:graphicData uri="http://schemas.openxmlformats.org/drawingml/2006/picture">
 <pic:pic><pic:nvPicPr><pic:cNvPr id="0" name="math15.png"/><pic:cNvPicPr/></pic:nvPicPr>
 <pic:blipFill><a:blip r:embed="rIdMath15"/><a:stretch><a:fillRect/></a:stretch></pic:blipFill>
@@ -124,7 +124,7 @@
 <a:prstGeom prst="rect"><a:avLst/></a:prstGeom></pic:spPr>
 </pic:pic></a:graphicData></a:graphic></wp:inline></w:drawing></w:r></w:p><w:p><w:r><w:rPr><w:b/></w:rPr><w:t xml:space="preserve">◆ 避错技巧</w:t></w:r></w:p><w:p><w:pPr><w:pStyle w:val="Quote"/></w:pPr><w:r><w:rPr></w:rPr><w:t xml:space="preserve">· 先把六项的符号写在草稿上（+ + + - - -）再代数，别边算边想符号</w:t></w:r></w:p><w:p><w:pPr><w:pStyle w:val="Quote"/></w:pPr><w:r><w:rPr></w:rPr><w:t xml:space="preserve">· 算完用「按另一行展开」复核一次，两次结果一致基本可以确认</w:t></w:r></w:p><w:p><w:r><w:rPr><w:b/></w:rPr><w:t xml:space="preserve">◆ 举一反三（变式练习）</w:t></w:r></w:p><w:p><w:r><w:rPr></w:rPr><w:t xml:space="preserve">变式1：计算二阶行列式 </w:t></w:r><w:r><w:drawing>
 <wp:inline distT="0" distB="0" distL="0" distR="0">
-<wp:extent cx="466725" cy="409575"/><wp:docPr id="74268" name="math16.png"/>
+<wp:extent cx="466725" cy="409575"/><wp:docPr id="69541" name="math16.png"/>
 <a:graphic><a:graphicData uri="http://schemas.openxmlformats.org/drawingml/2006/picture">
 <pic:pic><pic:nvPicPr><pic:cNvPr id="0" name="math16.png"/><pic:cNvPicPr/></pic:nvPicPr>
 <pic:blipFill><a:blip r:embed="rIdMath16"/><a:stretch><a:fillRect/></a:stretch></pic:blipFill>
@@ -132,7 +132,7 @@
 <a:prstGeom prst="rect"><a:avLst/></a:prstGeom></pic:spPr>
 </pic:pic></a:graphicData></a:graphic></wp:inline></w:drawing></w:r><w:r><w:rPr></w:rPr><w:t xml:space="preserve"> 的值。</w:t></w:r></w:p><w:p><w:pPr><w:pStyle w:val="Quote"/></w:pPr><w:r><w:rPr></w:rPr><w:t xml:space="preserve">　　答案：</w:t></w:r><w:r><w:drawing>
 <wp:inline distT="0" distB="0" distL="0" distR="0">
-<wp:extent cx="180975" cy="257175"/><wp:docPr id="89455" name="math17.png"/>
+<wp:extent cx="180975" cy="257175"/><wp:docPr id="72174" name="math17.png"/>
 <a:graphic><a:graphicData uri="http://schemas.openxmlformats.org/drawingml/2006/picture">
 <pic:pic><pic:nvPicPr><pic:cNvPr id="0" name="math17.png"/><pic:cNvPicPr/></pic:nvPicPr>
 <pic:blipFill><a:blip r:embed="rIdMath17"/><a:stretch><a:fillRect/></a:stretch></pic:blipFill>
@@ -140,7 +140,7 @@
 <a:prstGeom prst="rect"><a:avLst/></a:prstGeom></pic:spPr>
 </pic:pic></a:graphicData></a:graphic></wp:inline></w:drawing></w:r></w:p><w:p><w:pPr><w:pStyle w:val="Quote"/></w:pPr><w:r><w:rPr></w:rPr><w:t xml:space="preserve">　　提示：主对角线乘积减副对角线乘积：</w:t></w:r><w:r><w:drawing>
 <wp:inline distT="0" distB="0" distL="0" distR="0">
-<wp:extent cx="914400" cy="257175"/><wp:docPr id="67127" name="math18.png"/>
+<wp:extent cx="914400" cy="257175"/><wp:docPr id="50164" name="math18.png"/>
 <a:graphic><a:graphicData uri="http://schemas.openxmlformats.org/drawingml/2006/picture">
 <pic:pic><pic:nvPicPr><pic:cNvPr id="0" name="math18.png"/><pic:cNvPicPr/></pic:nvPicPr>
 <pic:blipFill><a:blip r:embed="rIdMath18"/><a:stretch><a:fillRect/></a:stretch></pic:blipFill>
@@ -148,7 +148,7 @@
 <a:prstGeom prst="rect"><a:avLst/></a:prstGeom></pic:spPr>
 </pic:pic></a:graphicData></a:graphic></wp:inline></w:drawing></w:r></w:p><w:p><w:r><w:rPr></w:rPr><w:t xml:space="preserve">变式2：计算三阶行列式 </w:t></w:r><w:r><w:drawing>
 <wp:inline distT="0" distB="0" distL="0" distR="0">
-<wp:extent cx="657225" cy="571500"/><wp:docPr id="77564" name="math19.png"/>
+<wp:extent cx="657225" cy="571500"/><wp:docPr id="38391" name="math19.png"/>
 <a:graphic><a:graphicData uri="http://schemas.openxmlformats.org/drawingml/2006/picture">
 <pic:pic><pic:nvPicPr><pic:cNvPr id="0" name="math19.png"/><pic:cNvPicPr/></pic:nvPicPr>
 <pic:blipFill><a:blip r:embed="rIdMath19"/><a:stretch><a:fillRect/></a:stretch></pic:blipFill>
@@ -156,7 +156,7 @@
 <a:prstGeom prst="rect"><a:avLst/></a:prstGeom></pic:spPr>
 </pic:pic></a:graphicData></a:graphic></wp:inline></w:drawing></w:r><w:r><w:rPr></w:rPr><w:t xml:space="preserve"> 的值。</w:t></w:r></w:p><w:p><w:pPr><w:pStyle w:val="Quote"/></w:pPr><w:r><w:rPr></w:rPr><w:t xml:space="preserve">　　答案：</w:t></w:r><w:r><w:drawing>
 <wp:inline distT="0" distB="0" distL="0" distR="0">
-<wp:extent cx="352425" cy="257175"/><wp:docPr id="65096" name="math20.png"/>
+<wp:extent cx="352425" cy="257175"/><wp:docPr id="18117" name="math20.png"/>
 <a:graphic><a:graphicData uri="http://schemas.openxmlformats.org/drawingml/2006/picture">
 <pic:pic><pic:nvPicPr><pic:cNvPr id="0" name="math20.png"/><pic:cNvPicPr/></pic:nvPicPr>
 <pic:blipFill><a:blip r:embed="rIdMath20"/><a:stretch><a:fillRect/></a:stretch></pic:blipFill>

--- a/verify/exports/个人错题本_预置.docx
+++ b/verify/exports/个人错题本_预置.docx
@@ -1,7 +1,7 @@
 
-<file path=word/document.xml><?xml version="1.0" encoding="UTF-8" standalone="yes"?><w:document xmlns:w="http://schemas.openxmlformats.org/wordprocessingml/2006/main" xmlns:r="http://schemas.openxmlformats.org/officeDocument/2006/relationships" xmlns:wp="http://schemas.openxmlformats.org/drawingml/2006/wordprocessingDrawing" xmlns:a="http://schemas.openxmlformats.org/drawingml/2006/main"><w:body><w:p><w:pPr><w:pStyle w:val="Heading1"/></w:pPr><w:r><w:rPr></w:rPr><w:t xml:space="preserve">个人错题本</w:t></w:r></w:p><w:p><w:pPr><w:pStyle w:val="Quote"/></w:pPr><w:r><w:rPr></w:rPr><w:t xml:space="preserve">导出时间：2026-09-18 20:57:51　共 1 道题</w:t></w:r></w:p><w:p><w:r><w:drawing>
+<file path=word/document.xml><?xml version="1.0" encoding="UTF-8" standalone="yes"?><w:document xmlns:w="http://schemas.openxmlformats.org/wordprocessingml/2006/main" xmlns:r="http://schemas.openxmlformats.org/officeDocument/2006/relationships" xmlns:wp="http://schemas.openxmlformats.org/drawingml/2006/wordprocessingDrawing" xmlns:a="http://schemas.openxmlformats.org/drawingml/2006/main"><w:body><w:p><w:pPr><w:pStyle w:val="Heading1"/></w:pPr><w:r><w:rPr></w:rPr><w:t xml:space="preserve">个人错题本</w:t></w:r></w:p><w:p><w:pPr><w:pStyle w:val="Quote"/></w:pPr><w:r><w:rPr></w:rPr><w:t xml:space="preserve">导出时间：2026-09-18 21:31:14　共 1 道题</w:t></w:r></w:p><w:p><w:r><w:drawing>
 <wp:inline distT="0" distB="0" distL="0" distR="0" xmlns:wp="http://schemas.openxmlformats.org/drawingml/2006/wordprocessingDrawing">
-<wp:extent cx="4953000" cy="3457575"/><wp:docPr id="12838" name="image1.jpeg"/>
+<wp:extent cx="4953000" cy="3457575"/><wp:docPr id="34886" name="image1.jpeg"/>
 <a:graphic xmlns:a="http://schemas.openxmlformats.org/drawingml/2006/main">
 <a:graphicData uri="http://schemas.openxmlformats.org/drawingml/2006/picture">
 <pic:pic xmlns:pic="http://schemas.openxmlformats.org/drawingml/2006/picture">
@@ -12,7 +12,7 @@
 <a:prstGeom prst="rect"><a:avLst/></a:prstGeom></pic:spPr>
 </pic:pic></a:graphicData></a:graphic></wp:inline></w:drawing></w:r></w:p><w:p><w:pPr><w:pStyle w:val="Heading2"/></w:pPr><w:r><w:rPr></w:rPr><w:t xml:space="preserve">Q20260918-0001　错题</w:t></w:r></w:p><w:p><w:pPr><w:pStyle w:val="Quote"/></w:pPr><w:r><w:rPr></w:rPr><w:t xml:space="preserve">学科：数学（线性代数）　学段：大学　题型：解答题　难度：中等</w:t></w:r></w:p><w:p><w:pPr><w:pStyle w:val="Quote"/></w:pPr><w:r><w:rPr></w:rPr><w:t xml:space="preserve">知识点：行列式、对角线法则</w:t></w:r></w:p><w:p><w:r><w:rPr><w:b/></w:rPr><w:t xml:space="preserve">◆ 题干</w:t></w:r></w:p><w:p><w:r><w:rPr></w:rPr><w:t xml:space="preserve">计算三阶行列式 </w:t></w:r><w:r><w:drawing>
 <wp:inline distT="0" distB="0" distL="0" distR="0">
-<wp:extent cx="1104900" cy="571500"/><wp:docPr id="3345" name="math2.png"/>
+<wp:extent cx="1104900" cy="571500"/><wp:docPr id="8398" name="math2.png"/>
 <a:graphic><a:graphicData uri="http://schemas.openxmlformats.org/drawingml/2006/picture">
 <pic:pic><pic:nvPicPr><pic:cNvPr id="0" name="math2.png"/><pic:cNvPicPr/></pic:nvPicPr>
 <pic:blipFill><a:blip r:embed="rIdMath2"/><a:stretch><a:fillRect/></a:stretch></pic:blipFill>
@@ -20,7 +20,7 @@
 <a:prstGeom prst="rect"><a:avLst/></a:prstGeom></pic:spPr>
 </pic:pic></a:graphicData></a:graphic></wp:inline></w:drawing></w:r><w:r><w:rPr></w:rPr><w:t xml:space="preserve"> 的值，并说明所用方法。</w:t></w:r></w:p><w:p><w:r><w:rPr><w:b/></w:rPr><w:t xml:space="preserve">◆ 我的作答</w:t></w:r></w:p><w:p><w:pPr><w:pStyle w:val="Quote"/></w:pPr><w:r><w:rPr></w:rPr><w:t xml:space="preserve">· 答案：</w:t></w:r><w:r><w:drawing>
 <wp:inline distT="0" distB="0" distL="0" distR="0">
-<wp:extent cx="533400" cy="257175"/><wp:docPr id="20500" name="math3.png"/>
+<wp:extent cx="533400" cy="257175"/><wp:docPr id="44461" name="math3.png"/>
 <a:graphic><a:graphicData uri="http://schemas.openxmlformats.org/drawingml/2006/picture">
 <pic:pic><pic:nvPicPr><pic:cNvPr id="0" name="math3.png"/><pic:cNvPicPr/></pic:nvPicPr>
 <pic:blipFill><a:blip r:embed="rIdMath3"/><a:stretch><a:fillRect/></a:stretch></pic:blipFill>
@@ -28,7 +28,7 @@
 <a:prstGeom prst="rect"><a:avLst/></a:prstGeom></pic:spPr>
 </pic:pic></a:graphicData></a:graphic></wp:inline></w:drawing></w:r></w:p><w:p><w:r><w:rPr></w:rPr><w:t xml:space="preserve">按对角线法则：</w:t></w:r><w:r><w:drawing>
 <wp:inline distT="0" distB="0" distL="0" distR="0">
-<wp:extent cx="2724150" cy="257175"/><wp:docPr id="86558" name="math4.png"/>
+<wp:extent cx="2724150" cy="257175"/><wp:docPr id="49541" name="math4.png"/>
 <a:graphic><a:graphicData uri="http://schemas.openxmlformats.org/drawingml/2006/picture">
 <pic:pic><pic:nvPicPr><pic:cNvPr id="0" name="math4.png"/><pic:cNvPicPr/></pic:nvPicPr>
 <pic:blipFill><a:blip r:embed="rIdMath4"/><a:stretch><a:fillRect/></a:stretch></pic:blipFill>
@@ -36,7 +36,7 @@
 <a:prstGeom prst="rect"><a:avLst/></a:prstGeom></pic:spPr>
 </pic:pic></a:graphicData></a:graphic></wp:inline></w:drawing></w:r></w:p><w:p><w:r><w:rPr><w:b/></w:rPr><w:t xml:space="preserve">◆ 参考答案</w:t></w:r></w:p><w:p><w:r><w:drawing>
 <wp:inline distT="0" distB="0" distL="0" distR="0">
-<wp:extent cx="600075" cy="257175"/><wp:docPr id="34089" name="math5.png"/>
+<wp:extent cx="600075" cy="257175"/><wp:docPr id="4705" name="math5.png"/>
 <a:graphic><a:graphicData uri="http://schemas.openxmlformats.org/drawingml/2006/picture">
 <pic:pic><pic:nvPicPr><pic:cNvPr id="0" name="math5.png"/><pic:cNvPicPr/></pic:nvPicPr>
 <pic:blipFill><a:blip r:embed="rIdMath5"/><a:stretch><a:fillRect/></a:stretch></pic:blipFill>
@@ -44,7 +44,7 @@
 <a:prstGeom prst="rect"><a:avLst/></a:prstGeom></pic:spPr>
 </pic:pic></a:graphicData></a:graphic></wp:inline></w:drawing></w:r></w:p><w:p><w:r><w:rPr><w:b/></w:rPr><w:t xml:space="preserve">◆ 错题还原</w:t></w:r></w:p><w:p><w:r><w:rPr></w:rPr><w:t xml:space="preserve">题目要求计算三阶行列式 </w:t></w:r><w:r><w:drawing>
 <wp:inline distT="0" distB="0" distL="0" distR="0">
-<wp:extent cx="1104900" cy="571500"/><wp:docPr id="51854" name="math6.png"/>
+<wp:extent cx="1104900" cy="571500"/><wp:docPr id="3204" name="math6.png"/>
 <a:graphic><a:graphicData uri="http://schemas.openxmlformats.org/drawingml/2006/picture">
 <pic:pic><pic:nvPicPr><pic:cNvPr id="0" name="math6.png"/><pic:cNvPicPr/></pic:nvPicPr>
 <pic:blipFill><a:blip r:embed="rIdMath6"/><a:stretch><a:fillRect/></a:stretch></pic:blipFill>
@@ -52,7 +52,7 @@
 <a:prstGeom prst="rect"><a:avLst/></a:prstGeom></pic:spPr>
 </pic:pic></a:graphicData></a:graphic></wp:inline></w:drawing></w:r><w:r><w:rPr></w:rPr><w:t xml:space="preserve"> 的值。学生用对角线法则展开，但第二、三项符号写反，得到 </w:t></w:r><w:r><w:drawing>
 <wp:inline distT="0" distB="0" distL="0" distR="0">
-<wp:extent cx="533400" cy="257175"/><wp:docPr id="6553" name="math7.png"/>
+<wp:extent cx="533400" cy="257175"/><wp:docPr id="12163" name="math7.png"/>
 <a:graphic><a:graphicData uri="http://schemas.openxmlformats.org/drawingml/2006/picture">
 <pic:pic><pic:nvPicPr><pic:cNvPr id="0" name="math7.png"/><pic:cNvPicPr/></pic:nvPicPr>
 <pic:blipFill><a:blip r:embed="rIdMath7"/><a:stretch><a:fillRect/></a:stretch></pic:blipFill>
@@ -60,7 +60,7 @@
 <a:prstGeom prst="rect"><a:avLst/></a:prstGeom></pic:spPr>
 </pic:pic></a:graphicData></a:graphic></wp:inline></w:drawing></w:r><w:r><w:rPr></w:rPr><w:t xml:space="preserve">，正确答案是 </w:t></w:r><w:r><w:drawing>
 <wp:inline distT="0" distB="0" distL="0" distR="0">
-<wp:extent cx="600075" cy="257175"/><wp:docPr id="95800" name="math8.png"/>
+<wp:extent cx="600075" cy="257175"/><wp:docPr id="41628" name="math8.png"/>
 <a:graphic><a:graphicData uri="http://schemas.openxmlformats.org/drawingml/2006/picture">
 <pic:pic><pic:nvPicPr><pic:cNvPr id="0" name="math8.png"/><pic:cNvPicPr/></pic:nvPicPr>
 <pic:blipFill><a:blip r:embed="rIdMath8"/><a:stretch><a:fillRect/></a:stretch></pic:blipFill>
@@ -68,7 +68,7 @@
 <a:prstGeom prst="rect"><a:avLst/></a:prstGeom></pic:spPr>
 </pic:pic></a:graphicData></a:graphic></wp:inline></w:drawing></w:r><w:r><w:rPr></w:rPr><w:t xml:space="preserve">。</w:t></w:r></w:p><w:p><w:r><w:rPr><w:b/></w:rPr><w:t xml:space="preserve">◆ 错误原因分析</w:t></w:r></w:p><w:p><w:pPr><w:pStyle w:val="Quote"/></w:pPr><w:r><w:rPr></w:rPr><w:t xml:space="preserve">· [公式记错] 三阶行列式展开式中后两项的符号规则记反了</w:t></w:r></w:p><w:p><w:pPr><w:pStyle w:val="Quote"/></w:pPr><w:r><w:rPr></w:rPr><w:t xml:space="preserve">· [计算失误] 末尾 </w:t></w:r><w:r><w:drawing>
 <wp:inline distT="0" distB="0" distL="0" distR="0">
-<wp:extent cx="638175" cy="257175"/><wp:docPr id="20089" name="math9.png"/>
+<wp:extent cx="638175" cy="257175"/><wp:docPr id="80665" name="math9.png"/>
 <a:graphic><a:graphicData uri="http://schemas.openxmlformats.org/drawingml/2006/picture">
 <pic:pic><pic:nvPicPr><pic:cNvPr id="0" name="math9.png"/><pic:cNvPicPr/></pic:nvPicPr>
 <pic:blipFill><a:blip r:embed="rIdMath9"/><a:stretch><a:fillRect/></a:stretch></pic:blipFill>
@@ -76,7 +76,7 @@
 <a:prstGeom prst="rect"><a:avLst/></a:prstGeom></pic:spPr>
 </pic:pic></a:graphicData></a:graphic></wp:inline></w:drawing></w:r><w:r><w:rPr></w:rPr><w:t xml:space="preserve"> 的减法也算错，本应是 </w:t></w:r><w:r><w:drawing>
 <wp:inline distT="0" distB="0" distL="0" distR="0">
-<wp:extent cx="352425" cy="257175"/><wp:docPr id="88465" name="math10.png"/>
+<wp:extent cx="352425" cy="257175"/><wp:docPr id="89262" name="math10.png"/>
 <a:graphic><a:graphicData uri="http://schemas.openxmlformats.org/drawingml/2006/picture">
 <pic:pic><pic:nvPicPr><pic:cNvPr id="0" name="math10.png"/><pic:cNvPicPr/></pic:nvPicPr>
 <pic:blipFill><a:blip r:embed="rIdMath10"/><a:stretch><a:fillRect/></a:stretch></pic:blipFill>
@@ -84,7 +84,7 @@
 <a:prstGeom prst="rect"><a:avLst/></a:prstGeom></pic:spPr>
 </pic:pic></a:graphicData></a:graphic></wp:inline></w:drawing></w:r></w:p><w:p><w:r><w:rPr><w:b/></w:rPr><w:t xml:space="preserve">◆ 对应知识点</w:t></w:r></w:p><w:p><w:pPr><w:pStyle w:val="Quote"/></w:pPr><w:r><w:rPr></w:rPr><w:t xml:space="preserve">· 三阶行列式展开（线性代数·行列式）</w:t></w:r></w:p><w:p><w:r><w:rPr></w:rPr><w:t xml:space="preserve">　　按第一行展开：</w:t></w:r><w:r><w:drawing>
 <wp:inline distT="0" distB="0" distL="0" distR="0">
-<wp:extent cx="2419350" cy="266700"/><wp:docPr id="62455" name="math11.png"/>
+<wp:extent cx="2419350" cy="266700"/><wp:docPr id="18185" name="math11.png"/>
 <a:graphic><a:graphicData uri="http://schemas.openxmlformats.org/drawingml/2006/picture">
 <pic:pic><pic:nvPicPr><pic:cNvPr id="0" name="math11.png"/><pic:cNvPicPr/></pic:nvPicPr>
 <pic:blipFill><a:blip r:embed="rIdMath11"/><a:stretch><a:fillRect/></a:stretch></pic:blipFill>
@@ -92,7 +92,7 @@
 <a:prstGeom prst="rect"><a:avLst/></a:prstGeom></pic:spPr>
 </pic:pic></a:graphicData></a:graphic></wp:inline></w:drawing></w:r><w:r><w:rPr></w:rPr><w:t xml:space="preserve">，符号是 + - +</w:t></w:r></w:p><w:p><w:pPr><w:pStyle w:val="Quote"/></w:pPr><w:r><w:rPr></w:rPr><w:t xml:space="preserve">· 对角线法则（萨吕斯法则）（线性代数·行列式）</w:t></w:r></w:p><w:p><w:r><w:rPr></w:rPr><w:t xml:space="preserve">　　三条主对角线之和减去三条副对角线之和，注意方向</w:t></w:r></w:p><w:p><w:r><w:rPr><w:b/></w:rPr><w:t xml:space="preserve">◆ 标准解题步骤</w:t></w:r></w:p><w:p><w:pPr><w:pStyle w:val="Quote"/></w:pPr><w:r><w:rPr></w:rPr><w:t xml:space="preserve">· 1. ① 写出三阶行列式，按萨吕斯法则列出六项：三条主对角线取正、三条副对角线取负。</w:t></w:r></w:p><w:p><w:pPr><w:pStyle w:val="Quote"/></w:pPr><w:r><w:rPr></w:rPr><w:t xml:space="preserve">· 2. ② 主对角线：</w:t></w:r><w:r><w:drawing>
 <wp:inline distT="0" distB="0" distL="0" distR="0">
-<wp:extent cx="2933700" cy="257175"/><wp:docPr id="70847" name="math12.png"/>
+<wp:extent cx="2933700" cy="257175"/><wp:docPr id="79270" name="math12.png"/>
 <a:graphic><a:graphicData uri="http://schemas.openxmlformats.org/drawingml/2006/picture">
 <pic:pic><pic:nvPicPr><pic:cNvPr id="0" name="math12.png"/><pic:cNvPicPr/></pic:nvPicPr>
 <pic:blipFill><a:blip r:embed="rIdMath12"/><a:stretch><a:fillRect/></a:stretch></pic:blipFill>
@@ -100,7 +100,7 @@
 <a:prstGeom prst="rect"><a:avLst/></a:prstGeom></pic:spPr>
 </pic:pic></a:graphicData></a:graphic></wp:inline></w:drawing></w:r><w:r><w:rPr></w:rPr><w:t xml:space="preserve">。</w:t></w:r></w:p><w:p><w:pPr><w:pStyle w:val="Quote"/></w:pPr><w:r><w:rPr></w:rPr><w:t xml:space="preserve">· 3. ③ 副对角线：</w:t></w:r><w:r><w:drawing>
 <wp:inline distT="0" distB="0" distL="0" distR="0">
-<wp:extent cx="2933700" cy="257175"/><wp:docPr id="58284" name="math13.png"/>
+<wp:extent cx="2933700" cy="257175"/><wp:docPr id="95408" name="math13.png"/>
 <a:graphic><a:graphicData uri="http://schemas.openxmlformats.org/drawingml/2006/picture">
 <pic:pic><pic:nvPicPr><pic:cNvPr id="0" name="math13.png"/><pic:cNvPicPr/></pic:nvPicPr>
 <pic:blipFill><a:blip r:embed="rIdMath13"/><a:stretch><a:fillRect/></a:stretch></pic:blipFill>
@@ -108,7 +108,7 @@
 <a:prstGeom prst="rect"><a:avLst/></a:prstGeom></pic:spPr>
 </pic:pic></a:graphicData></a:graphic></wp:inline></w:drawing></w:r><w:r><w:rPr></w:rPr><w:t xml:space="preserve">。</w:t></w:r></w:p><w:p><w:pPr><w:pStyle w:val="Quote"/></w:pPr><w:r><w:rPr></w:rPr><w:t xml:space="preserve">· 4. ④ </w:t></w:r><w:r><w:drawing>
 <wp:inline distT="0" distB="0" distL="0" distR="0">
-<wp:extent cx="1600200" cy="257175"/><wp:docPr id="52587" name="math14.png"/>
+<wp:extent cx="1600200" cy="257175"/><wp:docPr id="4232" name="math14.png"/>
 <a:graphic><a:graphicData uri="http://schemas.openxmlformats.org/drawingml/2006/picture">
 <pic:pic><pic:nvPicPr><pic:cNvPr id="0" name="math14.png"/><pic:cNvPicPr/></pic:nvPicPr>
 <pic:blipFill><a:blip r:embed="rIdMath14"/><a:stretch><a:fillRect/></a:stretch></pic:blipFill>
@@ -116,7 +116,7 @@
 <a:prstGeom prst="rect"><a:avLst/></a:prstGeom></pic:spPr>
 </pic:pic></a:graphicData></a:graphic></wp:inline></w:drawing></w:r><w:r><w:rPr></w:rPr><w:t xml:space="preserve">。</w:t></w:r></w:p><w:p><w:pPr><w:pStyle w:val="Quote"/></w:pPr><w:r><w:rPr></w:rPr><w:t xml:space="preserve">最终答案：</w:t></w:r><w:r><w:drawing>
 <wp:inline distT="0" distB="0" distL="0" distR="0">
-<wp:extent cx="600075" cy="257175"/><wp:docPr id="46186" name="math15.png"/>
+<wp:extent cx="600075" cy="257175"/><wp:docPr id="57936" name="math15.png"/>
 <a:graphic><a:graphicData uri="http://schemas.openxmlformats.org/drawingml/2006/picture">
 <pic:pic><pic:nvPicPr><pic:cNvPr id="0" name="math15.png"/><pic:cNvPicPr/></pic:nvPicPr>
 <pic:blipFill><a:blip r:embed="rIdMath15"/><a:stretch><a:fillRect/></a:stretch></pic:blipFill>
@@ -124,7 +124,7 @@
 <a:prstGeom prst="rect"><a:avLst/></a:prstGeom></pic:spPr>
 </pic:pic></a:graphicData></a:graphic></wp:inline></w:drawing></w:r></w:p><w:p><w:r><w:rPr><w:b/></w:rPr><w:t xml:space="preserve">◆ 避错技巧</w:t></w:r></w:p><w:p><w:pPr><w:pStyle w:val="Quote"/></w:pPr><w:r><w:rPr></w:rPr><w:t xml:space="preserve">· 先把六项的符号写在草稿上（+ + + - - -）再代数，别边算边想符号</w:t></w:r></w:p><w:p><w:pPr><w:pStyle w:val="Quote"/></w:pPr><w:r><w:rPr></w:rPr><w:t xml:space="preserve">· 算完用「按另一行展开」复核一次，两次结果一致基本可以确认</w:t></w:r></w:p><w:p><w:r><w:rPr><w:b/></w:rPr><w:t xml:space="preserve">◆ 举一反三（变式练习）</w:t></w:r></w:p><w:p><w:r><w:rPr></w:rPr><w:t xml:space="preserve">变式1：计算二阶行列式 </w:t></w:r><w:r><w:drawing>
 <wp:inline distT="0" distB="0" distL="0" distR="0">
-<wp:extent cx="466725" cy="409575"/><wp:docPr id="69541" name="math16.png"/>
+<wp:extent cx="466725" cy="409575"/><wp:docPr id="33210" name="math16.png"/>
 <a:graphic><a:graphicData uri="http://schemas.openxmlformats.org/drawingml/2006/picture">
 <pic:pic><pic:nvPicPr><pic:cNvPr id="0" name="math16.png"/><pic:cNvPicPr/></pic:nvPicPr>
 <pic:blipFill><a:blip r:embed="rIdMath16"/><a:stretch><a:fillRect/></a:stretch></pic:blipFill>
@@ -132,7 +132,7 @@
 <a:prstGeom prst="rect"><a:avLst/></a:prstGeom></pic:spPr>
 </pic:pic></a:graphicData></a:graphic></wp:inline></w:drawing></w:r><w:r><w:rPr></w:rPr><w:t xml:space="preserve"> 的值。</w:t></w:r></w:p><w:p><w:pPr><w:pStyle w:val="Quote"/></w:pPr><w:r><w:rPr></w:rPr><w:t xml:space="preserve">　　答案：</w:t></w:r><w:r><w:drawing>
 <wp:inline distT="0" distB="0" distL="0" distR="0">
-<wp:extent cx="180975" cy="257175"/><wp:docPr id="72174" name="math17.png"/>
+<wp:extent cx="180975" cy="257175"/><wp:docPr id="22511" name="math17.png"/>
 <a:graphic><a:graphicData uri="http://schemas.openxmlformats.org/drawingml/2006/picture">
 <pic:pic><pic:nvPicPr><pic:cNvPr id="0" name="math17.png"/><pic:cNvPicPr/></pic:nvPicPr>
 <pic:blipFill><a:blip r:embed="rIdMath17"/><a:stretch><a:fillRect/></a:stretch></pic:blipFill>
@@ -140,7 +140,7 @@
 <a:prstGeom prst="rect"><a:avLst/></a:prstGeom></pic:spPr>
 </pic:pic></a:graphicData></a:graphic></wp:inline></w:drawing></w:r></w:p><w:p><w:pPr><w:pStyle w:val="Quote"/></w:pPr><w:r><w:rPr></w:rPr><w:t xml:space="preserve">　　提示：主对角线乘积减副对角线乘积：</w:t></w:r><w:r><w:drawing>
 <wp:inline distT="0" distB="0" distL="0" distR="0">
-<wp:extent cx="914400" cy="257175"/><wp:docPr id="50164" name="math18.png"/>
+<wp:extent cx="914400" cy="257175"/><wp:docPr id="90959" name="math18.png"/>
 <a:graphic><a:graphicData uri="http://schemas.openxmlformats.org/drawingml/2006/picture">
 <pic:pic><pic:nvPicPr><pic:cNvPr id="0" name="math18.png"/><pic:cNvPicPr/></pic:nvPicPr>
 <pic:blipFill><a:blip r:embed="rIdMath18"/><a:stretch><a:fillRect/></a:stretch></pic:blipFill>
@@ -148,7 +148,7 @@
 <a:prstGeom prst="rect"><a:avLst/></a:prstGeom></pic:spPr>
 </pic:pic></a:graphicData></a:graphic></wp:inline></w:drawing></w:r></w:p><w:p><w:r><w:rPr></w:rPr><w:t xml:space="preserve">变式2：计算三阶行列式 </w:t></w:r><w:r><w:drawing>
 <wp:inline distT="0" distB="0" distL="0" distR="0">
-<wp:extent cx="657225" cy="571500"/><wp:docPr id="38391" name="math19.png"/>
+<wp:extent cx="657225" cy="571500"/><wp:docPr id="58749" name="math19.png"/>
 <a:graphic><a:graphicData uri="http://schemas.openxmlformats.org/drawingml/2006/picture">
 <pic:pic><pic:nvPicPr><pic:cNvPr id="0" name="math19.png"/><pic:cNvPicPr/></pic:nvPicPr>
 <pic:blipFill><a:blip r:embed="rIdMath19"/><a:stretch><a:fillRect/></a:stretch></pic:blipFill>
@@ -156,7 +156,7 @@
 <a:prstGeom prst="rect"><a:avLst/></a:prstGeom></pic:spPr>
 </pic:pic></a:graphicData></a:graphic></wp:inline></w:drawing></w:r><w:r><w:rPr></w:rPr><w:t xml:space="preserve"> 的值。</w:t></w:r></w:p><w:p><w:pPr><w:pStyle w:val="Quote"/></w:pPr><w:r><w:rPr></w:rPr><w:t xml:space="preserve">　　答案：</w:t></w:r><w:r><w:drawing>
 <wp:inline distT="0" distB="0" distL="0" distR="0">
-<wp:extent cx="352425" cy="257175"/><wp:docPr id="18117" name="math20.png"/>
+<wp:extent cx="352425" cy="257175"/><wp:docPr id="73940" name="math20.png"/>
 <a:graphic><a:graphicData uri="http://schemas.openxmlformats.org/drawingml/2006/picture">
 <pic:pic><pic:nvPicPr><pic:cNvPr id="0" name="math20.png"/><pic:cNvPicPr/></pic:nvPicPr>
 <pic:blipFill><a:blip r:embed="rIdMath20"/><a:stretch><a:fillRect/></a:stretch></pic:blipFill>

--- a/verify/exports/个人错题本_预置.docx
+++ b/verify/exports/个人错题本_预置.docx
@@ -1,7 +1,7 @@
 
-<file path=word/document.xml><?xml version="1.0" encoding="UTF-8" standalone="yes"?><w:document xmlns:w="http://schemas.openxmlformats.org/wordprocessingml/2006/main" xmlns:r="http://schemas.openxmlformats.org/officeDocument/2006/relationships" xmlns:wp="http://schemas.openxmlformats.org/drawingml/2006/wordprocessingDrawing" xmlns:a="http://schemas.openxmlformats.org/drawingml/2006/main"><w:body><w:p><w:pPr><w:pStyle w:val="Heading1"/></w:pPr><w:r><w:rPr></w:rPr><w:t xml:space="preserve">个人错题本</w:t></w:r></w:p><w:p><w:pPr><w:pStyle w:val="Quote"/></w:pPr><w:r><w:rPr></w:rPr><w:t xml:space="preserve">导出时间：2026-09-18 21:31:14　共 1 道题</w:t></w:r></w:p><w:p><w:r><w:drawing>
+<file path=word/document.xml><?xml version="1.0" encoding="UTF-8" standalone="yes"?><w:document xmlns:w="http://schemas.openxmlformats.org/wordprocessingml/2006/main" xmlns:r="http://schemas.openxmlformats.org/officeDocument/2006/relationships" xmlns:wp="http://schemas.openxmlformats.org/drawingml/2006/wordprocessingDrawing" xmlns:a="http://schemas.openxmlformats.org/drawingml/2006/main"><w:body><w:p><w:pPr><w:pStyle w:val="Heading1"/></w:pPr><w:r><w:rPr></w:rPr><w:t xml:space="preserve">个人错题本</w:t></w:r></w:p><w:p><w:pPr><w:pStyle w:val="Quote"/></w:pPr><w:r><w:rPr></w:rPr><w:t xml:space="preserve">导出时间：2026-10-16 11:09:39　共 1 道题</w:t></w:r></w:p><w:p><w:r><w:drawing>
 <wp:inline distT="0" distB="0" distL="0" distR="0" xmlns:wp="http://schemas.openxmlformats.org/drawingml/2006/wordprocessingDrawing">
-<wp:extent cx="4953000" cy="3457575"/><wp:docPr id="34886" name="image1.jpeg"/>
+<wp:extent cx="4953000" cy="3457575"/><wp:docPr id="31338" name="image1.jpeg"/>
 <a:graphic xmlns:a="http://schemas.openxmlformats.org/drawingml/2006/main">
 <a:graphicData uri="http://schemas.openxmlformats.org/drawingml/2006/picture">
 <pic:pic xmlns:pic="http://schemas.openxmlformats.org/drawingml/2006/picture">
@@ -10,9 +10,9 @@
 <a:stretch><a:fillRect/></a:stretch></pic:blipFill>
 <pic:spPr><a:xfrm><a:off x="0" y="0"/><a:ext cx="4953000" cy="3457575"/></a:xfrm>
 <a:prstGeom prst="rect"><a:avLst/></a:prstGeom></pic:spPr>
-</pic:pic></a:graphicData></a:graphic></wp:inline></w:drawing></w:r></w:p><w:p><w:pPr><w:pStyle w:val="Heading2"/></w:pPr><w:r><w:rPr></w:rPr><w:t xml:space="preserve">Q20260918-0001　错题</w:t></w:r></w:p><w:p><w:pPr><w:pStyle w:val="Quote"/></w:pPr><w:r><w:rPr></w:rPr><w:t xml:space="preserve">学科：数学（线性代数）　学段：大学　题型：解答题　难度：中等</w:t></w:r></w:p><w:p><w:pPr><w:pStyle w:val="Quote"/></w:pPr><w:r><w:rPr></w:rPr><w:t xml:space="preserve">知识点：行列式、对角线法则</w:t></w:r></w:p><w:p><w:r><w:rPr><w:b/></w:rPr><w:t xml:space="preserve">◆ 题干</w:t></w:r></w:p><w:p><w:r><w:rPr></w:rPr><w:t xml:space="preserve">计算三阶行列式 </w:t></w:r><w:r><w:drawing>
-<wp:inline distT="0" distB="0" distL="0" distR="0">
-<wp:extent cx="1104900" cy="571500"/><wp:docPr id="8398" name="math2.png"/>
+</pic:pic></a:graphicData></a:graphic></wp:inline></w:drawing></w:r></w:p><w:p><w:pPr><w:pStyle w:val="Heading2"/></w:pPr><w:r><w:rPr></w:rPr><w:t xml:space="preserve">Q20261016-0001　错题</w:t></w:r></w:p><w:p><w:pPr><w:pStyle w:val="Quote"/></w:pPr><w:r><w:rPr></w:rPr><w:t xml:space="preserve">学科：数学（线性代数）　学段：大学　题型：解答题　难度：中等</w:t></w:r></w:p><w:p><w:pPr><w:pStyle w:val="Quote"/></w:pPr><w:r><w:rPr></w:rPr><w:t xml:space="preserve">知识点：行列式、对角线法则</w:t></w:r></w:p><w:p><w:r><w:rPr><w:b/></w:rPr><w:t xml:space="preserve">◆ 题干</w:t></w:r></w:p><w:p><w:r><w:rPr></w:rPr><w:t xml:space="preserve">计算三阶行列式 </w:t></w:r><w:r><w:drawing>
+<wp:inline distT="0" distB="0" distL="0" distR="0">
+<wp:extent cx="1104900" cy="571500"/><wp:docPr id="38954" name="math2.png"/>
 <a:graphic><a:graphicData uri="http://schemas.openxmlformats.org/drawingml/2006/picture">
 <pic:pic><pic:nvPicPr><pic:cNvPr id="0" name="math2.png"/><pic:cNvPicPr/></pic:nvPicPr>
 <pic:blipFill><a:blip r:embed="rIdMath2"/><a:stretch><a:fillRect/></a:stretch></pic:blipFill>
@@ -20,7 +20,7 @@
 <a:prstGeom prst="rect"><a:avLst/></a:prstGeom></pic:spPr>
 </pic:pic></a:graphicData></a:graphic></wp:inline></w:drawing></w:r><w:r><w:rPr></w:rPr><w:t xml:space="preserve"> 的值，并说明所用方法。</w:t></w:r></w:p><w:p><w:r><w:rPr><w:b/></w:rPr><w:t xml:space="preserve">◆ 我的作答</w:t></w:r></w:p><w:p><w:pPr><w:pStyle w:val="Quote"/></w:pPr><w:r><w:rPr></w:rPr><w:t xml:space="preserve">· 答案：</w:t></w:r><w:r><w:drawing>
 <wp:inline distT="0" distB="0" distL="0" distR="0">
-<wp:extent cx="533400" cy="257175"/><wp:docPr id="44461" name="math3.png"/>
+<wp:extent cx="533400" cy="257175"/><wp:docPr id="59644" name="math3.png"/>
 <a:graphic><a:graphicData uri="http://schemas.openxmlformats.org/drawingml/2006/picture">
 <pic:pic><pic:nvPicPr><pic:cNvPr id="0" name="math3.png"/><pic:cNvPicPr/></pic:nvPicPr>
 <pic:blipFill><a:blip r:embed="rIdMath3"/><a:stretch><a:fillRect/></a:stretch></pic:blipFill>
@@ -28,7 +28,7 @@
 <a:prstGeom prst="rect"><a:avLst/></a:prstGeom></pic:spPr>
 </pic:pic></a:graphicData></a:graphic></wp:inline></w:drawing></w:r></w:p><w:p><w:r><w:rPr></w:rPr><w:t xml:space="preserve">按对角线法则：</w:t></w:r><w:r><w:drawing>
 <wp:inline distT="0" distB="0" distL="0" distR="0">
-<wp:extent cx="2724150" cy="257175"/><wp:docPr id="49541" name="math4.png"/>
+<wp:extent cx="2724150" cy="257175"/><wp:docPr id="9483" name="math4.png"/>
 <a:graphic><a:graphicData uri="http://schemas.openxmlformats.org/drawingml/2006/picture">
 <pic:pic><pic:nvPicPr><pic:cNvPr id="0" name="math4.png"/><pic:cNvPicPr/></pic:nvPicPr>
 <pic:blipFill><a:blip r:embed="rIdMath4"/><a:stretch><a:fillRect/></a:stretch></pic:blipFill>
@@ -36,7 +36,7 @@
 <a:prstGeom prst="rect"><a:avLst/></a:prstGeom></pic:spPr>
 </pic:pic></a:graphicData></a:graphic></wp:inline></w:drawing></w:r></w:p><w:p><w:r><w:rPr><w:b/></w:rPr><w:t xml:space="preserve">◆ 参考答案</w:t></w:r></w:p><w:p><w:r><w:drawing>
 <wp:inline distT="0" distB="0" distL="0" distR="0">
-<wp:extent cx="600075" cy="257175"/><wp:docPr id="4705" name="math5.png"/>
+<wp:extent cx="600075" cy="257175"/><wp:docPr id="6654" name="math5.png"/>
 <a:graphic><a:graphicData uri="http://schemas.openxmlformats.org/drawingml/2006/picture">
 <pic:pic><pic:nvPicPr><pic:cNvPr id="0" name="math5.png"/><pic:cNvPicPr/></pic:nvPicPr>
 <pic:blipFill><a:blip r:embed="rIdMath5"/><a:stretch><a:fillRect/></a:stretch></pic:blipFill>
@@ -44,7 +44,7 @@
 <a:prstGeom prst="rect"><a:avLst/></a:prstGeom></pic:spPr>
 </pic:pic></a:graphicData></a:graphic></wp:inline></w:drawing></w:r></w:p><w:p><w:r><w:rPr><w:b/></w:rPr><w:t xml:space="preserve">◆ 错题还原</w:t></w:r></w:p><w:p><w:r><w:rPr></w:rPr><w:t xml:space="preserve">题目要求计算三阶行列式 </w:t></w:r><w:r><w:drawing>
 <wp:inline distT="0" distB="0" distL="0" distR="0">
-<wp:extent cx="1104900" cy="571500"/><wp:docPr id="3204" name="math6.png"/>
+<wp:extent cx="1104900" cy="571500"/><wp:docPr id="34761" name="math6.png"/>
 <a:graphic><a:graphicData uri="http://schemas.openxmlformats.org/drawingml/2006/picture">
 <pic:pic><pic:nvPicPr><pic:cNvPr id="0" name="math6.png"/><pic:cNvPicPr/></pic:nvPicPr>
 <pic:blipFill><a:blip r:embed="rIdMath6"/><a:stretch><a:fillRect/></a:stretch></pic:blipFill>
@@ -52,7 +52,7 @@
 <a:prstGeom prst="rect"><a:avLst/></a:prstGeom></pic:spPr>
 </pic:pic></a:graphicData></a:graphic></wp:inline></w:drawing></w:r><w:r><w:rPr></w:rPr><w:t xml:space="preserve"> 的值。学生用对角线法则展开，但第二、三项符号写反，得到 </w:t></w:r><w:r><w:drawing>
 <wp:inline distT="0" distB="0" distL="0" distR="0">
-<wp:extent cx="533400" cy="257175"/><wp:docPr id="12163" name="math7.png"/>
+<wp:extent cx="533400" cy="257175"/><wp:docPr id="65984" name="math7.png"/>
 <a:graphic><a:graphicData uri="http://schemas.openxmlformats.org/drawingml/2006/picture">
 <pic:pic><pic:nvPicPr><pic:cNvPr id="0" name="math7.png"/><pic:cNvPicPr/></pic:nvPicPr>
 <pic:blipFill><a:blip r:embed="rIdMath7"/><a:stretch><a:fillRect/></a:stretch></pic:blipFill>
@@ -60,7 +60,7 @@
 <a:prstGeom prst="rect"><a:avLst/></a:prstGeom></pic:spPr>
 </pic:pic></a:graphicData></a:graphic></wp:inline></w:drawing></w:r><w:r><w:rPr></w:rPr><w:t xml:space="preserve">，正确答案是 </w:t></w:r><w:r><w:drawing>
 <wp:inline distT="0" distB="0" distL="0" distR="0">
-<wp:extent cx="600075" cy="257175"/><wp:docPr id="41628" name="math8.png"/>
+<wp:extent cx="600075" cy="257175"/><wp:docPr id="84385" name="math8.png"/>
 <a:graphic><a:graphicData uri="http://schemas.openxmlformats.org/drawingml/2006/picture">
 <pic:pic><pic:nvPicPr><pic:cNvPr id="0" name="math8.png"/><pic:cNvPicPr/></pic:nvPicPr>
 <pic:blipFill><a:blip r:embed="rIdMath8"/><a:stretch><a:fillRect/></a:stretch></pic:blipFill>
@@ -68,7 +68,7 @@
 <a:prstGeom prst="rect"><a:avLst/></a:prstGeom></pic:spPr>
 </pic:pic></a:graphicData></a:graphic></wp:inline></w:drawing></w:r><w:r><w:rPr></w:rPr><w:t xml:space="preserve">。</w:t></w:r></w:p><w:p><w:r><w:rPr><w:b/></w:rPr><w:t xml:space="preserve">◆ 错误原因分析</w:t></w:r></w:p><w:p><w:pPr><w:pStyle w:val="Quote"/></w:pPr><w:r><w:rPr></w:rPr><w:t xml:space="preserve">· [公式记错] 三阶行列式展开式中后两项的符号规则记反了</w:t></w:r></w:p><w:p><w:pPr><w:pStyle w:val="Quote"/></w:pPr><w:r><w:rPr></w:rPr><w:t xml:space="preserve">· [计算失误] 末尾 </w:t></w:r><w:r><w:drawing>
 <wp:inline distT="0" distB="0" distL="0" distR="0">
-<wp:extent cx="638175" cy="257175"/><wp:docPr id="80665" name="math9.png"/>
+<wp:extent cx="638175" cy="257175"/><wp:docPr id="29601" name="math9.png"/>
 <a:graphic><a:graphicData uri="http://schemas.openxmlformats.org/drawingml/2006/picture">
 <pic:pic><pic:nvPicPr><pic:cNvPr id="0" name="math9.png"/><pic:cNvPicPr/></pic:nvPicPr>
 <pic:blipFill><a:blip r:embed="rIdMath9"/><a:stretch><a:fillRect/></a:stretch></pic:blipFill>
@@ -76,7 +76,7 @@
 <a:prstGeom prst="rect"><a:avLst/></a:prstGeom></pic:spPr>
 </pic:pic></a:graphicData></a:graphic></wp:inline></w:drawing></w:r><w:r><w:rPr></w:rPr><w:t xml:space="preserve"> 的减法也算错，本应是 </w:t></w:r><w:r><w:drawing>
 <wp:inline distT="0" distB="0" distL="0" distR="0">
-<wp:extent cx="352425" cy="257175"/><wp:docPr id="89262" name="math10.png"/>
+<wp:extent cx="352425" cy="257175"/><wp:docPr id="54154" name="math10.png"/>
 <a:graphic><a:graphicData uri="http://schemas.openxmlformats.org/drawingml/2006/picture">
 <pic:pic><pic:nvPicPr><pic:cNvPr id="0" name="math10.png"/><pic:cNvPicPr/></pic:nvPicPr>
 <pic:blipFill><a:blip r:embed="rIdMath10"/><a:stretch><a:fillRect/></a:stretch></pic:blipFill>
@@ -84,7 +84,7 @@
 <a:prstGeom prst="rect"><a:avLst/></a:prstGeom></pic:spPr>
 </pic:pic></a:graphicData></a:graphic></wp:inline></w:drawing></w:r></w:p><w:p><w:r><w:rPr><w:b/></w:rPr><w:t xml:space="preserve">◆ 对应知识点</w:t></w:r></w:p><w:p><w:pPr><w:pStyle w:val="Quote"/></w:pPr><w:r><w:rPr></w:rPr><w:t xml:space="preserve">· 三阶行列式展开（线性代数·行列式）</w:t></w:r></w:p><w:p><w:r><w:rPr></w:rPr><w:t xml:space="preserve">　　按第一行展开：</w:t></w:r><w:r><w:drawing>
 <wp:inline distT="0" distB="0" distL="0" distR="0">
-<wp:extent cx="2419350" cy="266700"/><wp:docPr id="18185" name="math11.png"/>
+<wp:extent cx="2419350" cy="266700"/><wp:docPr id="33103" name="math11.png"/>
 <a:graphic><a:graphicData uri="http://schemas.openxmlformats.org/drawingml/2006/picture">
 <pic:pic><pic:nvPicPr><pic:cNvPr id="0" name="math11.png"/><pic:cNvPicPr/></pic:nvPicPr>
 <pic:blipFill><a:blip r:embed="rIdMath11"/><a:stretch><a:fillRect/></a:stretch></pic:blipFill>
@@ -92,7 +92,7 @@
 <a:prstGeom prst="rect"><a:avLst/></a:prstGeom></pic:spPr>
 </pic:pic></a:graphicData></a:graphic></wp:inline></w:drawing></w:r><w:r><w:rPr></w:rPr><w:t xml:space="preserve">，符号是 + - +</w:t></w:r></w:p><w:p><w:pPr><w:pStyle w:val="Quote"/></w:pPr><w:r><w:rPr></w:rPr><w:t xml:space="preserve">· 对角线法则（萨吕斯法则）（线性代数·行列式）</w:t></w:r></w:p><w:p><w:r><w:rPr></w:rPr><w:t xml:space="preserve">　　三条主对角线之和减去三条副对角线之和，注意方向</w:t></w:r></w:p><w:p><w:r><w:rPr><w:b/></w:rPr><w:t xml:space="preserve">◆ 标准解题步骤</w:t></w:r></w:p><w:p><w:pPr><w:pStyle w:val="Quote"/></w:pPr><w:r><w:rPr></w:rPr><w:t xml:space="preserve">· 1. ① 写出三阶行列式，按萨吕斯法则列出六项：三条主对角线取正、三条副对角线取负。</w:t></w:r></w:p><w:p><w:pPr><w:pStyle w:val="Quote"/></w:pPr><w:r><w:rPr></w:rPr><w:t xml:space="preserve">· 2. ② 主对角线：</w:t></w:r><w:r><w:drawing>
 <wp:inline distT="0" distB="0" distL="0" distR="0">
-<wp:extent cx="2933700" cy="257175"/><wp:docPr id="79270" name="math12.png"/>
+<wp:extent cx="2933700" cy="257175"/><wp:docPr id="50697" name="math12.png"/>
 <a:graphic><a:graphicData uri="http://schemas.openxmlformats.org/drawingml/2006/picture">
 <pic:pic><pic:nvPicPr><pic:cNvPr id="0" name="math12.png"/><pic:cNvPicPr/></pic:nvPicPr>
 <pic:blipFill><a:blip r:embed="rIdMath12"/><a:stretch><a:fillRect/></a:stretch></pic:blipFill>
@@ -100,7 +100,7 @@
 <a:prstGeom prst="rect"><a:avLst/></a:prstGeom></pic:spPr>
 </pic:pic></a:graphicData></a:graphic></wp:inline></w:drawing></w:r><w:r><w:rPr></w:rPr><w:t xml:space="preserve">。</w:t></w:r></w:p><w:p><w:pPr><w:pStyle w:val="Quote"/></w:pPr><w:r><w:rPr></w:rPr><w:t xml:space="preserve">· 3. ③ 副对角线：</w:t></w:r><w:r><w:drawing>
 <wp:inline distT="0" distB="0" distL="0" distR="0">
-<wp:extent cx="2933700" cy="257175"/><wp:docPr id="95408" name="math13.png"/>
+<wp:extent cx="2933700" cy="257175"/><wp:docPr id="70208" name="math13.png"/>
 <a:graphic><a:graphicData uri="http://schemas.openxmlformats.org/drawingml/2006/picture">
 <pic:pic><pic:nvPicPr><pic:cNvPr id="0" name="math13.png"/><pic:cNvPicPr/></pic:nvPicPr>
 <pic:blipFill><a:blip r:embed="rIdMath13"/><a:stretch><a:fillRect/></a:stretch></pic:blipFill>
@@ -108,7 +108,7 @@
 <a:prstGeom prst="rect"><a:avLst/></a:prstGeom></pic:spPr>
 </pic:pic></a:graphicData></a:graphic></wp:inline></w:drawing></w:r><w:r><w:rPr></w:rPr><w:t xml:space="preserve">。</w:t></w:r></w:p><w:p><w:pPr><w:pStyle w:val="Quote"/></w:pPr><w:r><w:rPr></w:rPr><w:t xml:space="preserve">· 4. ④ </w:t></w:r><w:r><w:drawing>
 <wp:inline distT="0" distB="0" distL="0" distR="0">
-<wp:extent cx="1600200" cy="257175"/><wp:docPr id="4232" name="math14.png"/>
+<wp:extent cx="1600200" cy="257175"/><wp:docPr id="78699" name="math14.png"/>
 <a:graphic><a:graphicData uri="http://schemas.openxmlformats.org/drawingml/2006/picture">
 <pic:pic><pic:nvPicPr><pic:cNvPr id="0" name="math14.png"/><pic:cNvPicPr/></pic:nvPicPr>
 <pic:blipFill><a:blip r:embed="rIdMath14"/><a:stretch><a:fillRect/></a:stretch></pic:blipFill>
@@ -116,7 +116,7 @@
 <a:prstGeom prst="rect"><a:avLst/></a:prstGeom></pic:spPr>
 </pic:pic></a:graphicData></a:graphic></wp:inline></w:drawing></w:r><w:r><w:rPr></w:rPr><w:t xml:space="preserve">。</w:t></w:r></w:p><w:p><w:pPr><w:pStyle w:val="Quote"/></w:pPr><w:r><w:rPr></w:rPr><w:t xml:space="preserve">最终答案：</w:t></w:r><w:r><w:drawing>
 <wp:inline distT="0" distB="0" distL="0" distR="0">
-<wp:extent cx="600075" cy="257175"/><wp:docPr id="57936" name="math15.png"/>
+<wp:extent cx="600075" cy="257175"/><wp:docPr id="43387" name="math15.png"/>
 <a:graphic><a:graphicData uri="http://schemas.openxmlformats.org/drawingml/2006/picture">
 <pic:pic><pic:nvPicPr><pic:cNvPr id="0" name="math15.png"/><pic:cNvPicPr/></pic:nvPicPr>
 <pic:blipFill><a:blip r:embed="rIdMath15"/><a:stretch><a:fillRect/></a:stretch></pic:blipFill>
@@ -124,7 +124,7 @@
 <a:prstGeom prst="rect"><a:avLst/></a:prstGeom></pic:spPr>
 </pic:pic></a:graphicData></a:graphic></wp:inline></w:drawing></w:r></w:p><w:p><w:r><w:rPr><w:b/></w:rPr><w:t xml:space="preserve">◆ 避错技巧</w:t></w:r></w:p><w:p><w:pPr><w:pStyle w:val="Quote"/></w:pPr><w:r><w:rPr></w:rPr><w:t xml:space="preserve">· 先把六项的符号写在草稿上（+ + + - - -）再代数，别边算边想符号</w:t></w:r></w:p><w:p><w:pPr><w:pStyle w:val="Quote"/></w:pPr><w:r><w:rPr></w:rPr><w:t xml:space="preserve">· 算完用「按另一行展开」复核一次，两次结果一致基本可以确认</w:t></w:r></w:p><w:p><w:r><w:rPr><w:b/></w:rPr><w:t xml:space="preserve">◆ 举一反三（变式练习）</w:t></w:r></w:p><w:p><w:r><w:rPr></w:rPr><w:t xml:space="preserve">变式1：计算二阶行列式 </w:t></w:r><w:r><w:drawing>
 <wp:inline distT="0" distB="0" distL="0" distR="0">
-<wp:extent cx="466725" cy="409575"/><wp:docPr id="33210" name="math16.png"/>
+<wp:extent cx="466725" cy="409575"/><wp:docPr id="7874" name="math16.png"/>
 <a:graphic><a:graphicData uri="http://schemas.openxmlformats.org/drawingml/2006/picture">
 <pic:pic><pic:nvPicPr><pic:cNvPr id="0" name="math16.png"/><pic:cNvPicPr/></pic:nvPicPr>
 <pic:blipFill><a:blip r:embed="rIdMath16"/><a:stretch><a:fillRect/></a:stretch></pic:blipFill>
@@ -132,7 +132,7 @@
 <a:prstGeom prst="rect"><a:avLst/></a:prstGeom></pic:spPr>
 </pic:pic></a:graphicData></a:graphic></wp:inline></w:drawing></w:r><w:r><w:rPr></w:rPr><w:t xml:space="preserve"> 的值。</w:t></w:r></w:p><w:p><w:pPr><w:pStyle w:val="Quote"/></w:pPr><w:r><w:rPr></w:rPr><w:t xml:space="preserve">　　答案：</w:t></w:r><w:r><w:drawing>
 <wp:inline distT="0" distB="0" distL="0" distR="0">
-<wp:extent cx="180975" cy="257175"/><wp:docPr id="22511" name="math17.png"/>
+<wp:extent cx="180975" cy="257175"/><wp:docPr id="1388" name="math17.png"/>
 <a:graphic><a:graphicData uri="http://schemas.openxmlformats.org/drawingml/2006/picture">
 <pic:pic><pic:nvPicPr><pic:cNvPr id="0" name="math17.png"/><pic:cNvPicPr/></pic:nvPicPr>
 <pic:blipFill><a:blip r:embed="rIdMath17"/><a:stretch><a:fillRect/></a:stretch></pic:blipFill>
@@ -140,7 +140,7 @@
 <a:prstGeom prst="rect"><a:avLst/></a:prstGeom></pic:spPr>
 </pic:pic></a:graphicData></a:graphic></wp:inline></w:drawing></w:r></w:p><w:p><w:pPr><w:pStyle w:val="Quote"/></w:pPr><w:r><w:rPr></w:rPr><w:t xml:space="preserve">　　提示：主对角线乘积减副对角线乘积：</w:t></w:r><w:r><w:drawing>
 <wp:inline distT="0" distB="0" distL="0" distR="0">
-<wp:extent cx="914400" cy="257175"/><wp:docPr id="90959" name="math18.png"/>
+<wp:extent cx="914400" cy="257175"/><wp:docPr id="91129" name="math18.png"/>
 <a:graphic><a:graphicData uri="http://schemas.openxmlformats.org/drawingml/2006/picture">
 <pic:pic><pic:nvPicPr><pic:cNvPr id="0" name="math18.png"/><pic:cNvPicPr/></pic:nvPicPr>
 <pic:blipFill><a:blip r:embed="rIdMath18"/><a:stretch><a:fillRect/></a:stretch></pic:blipFill>
@@ -148,7 +148,7 @@
 <a:prstGeom prst="rect"><a:avLst/></a:prstGeom></pic:spPr>
 </pic:pic></a:graphicData></a:graphic></wp:inline></w:drawing></w:r></w:p><w:p><w:r><w:rPr></w:rPr><w:t xml:space="preserve">变式2：计算三阶行列式 </w:t></w:r><w:r><w:drawing>
 <wp:inline distT="0" distB="0" distL="0" distR="0">
-<wp:extent cx="657225" cy="571500"/><wp:docPr id="58749" name="math19.png"/>
+<wp:extent cx="657225" cy="571500"/><wp:docPr id="34045" name="math19.png"/>
 <a:graphic><a:graphicData uri="http://schemas.openxmlformats.org/drawingml/2006/picture">
 <pic:pic><pic:nvPicPr><pic:cNvPr id="0" name="math19.png"/><pic:cNvPicPr/></pic:nvPicPr>
 <pic:blipFill><a:blip r:embed="rIdMath19"/><a:stretch><a:fillRect/></a:stretch></pic:blipFill>
@@ -156,7 +156,7 @@
 <a:prstGeom prst="rect"><a:avLst/></a:prstGeom></pic:spPr>
 </pic:pic></a:graphicData></a:graphic></wp:inline></w:drawing></w:r><w:r><w:rPr></w:rPr><w:t xml:space="preserve"> 的值。</w:t></w:r></w:p><w:p><w:pPr><w:pStyle w:val="Quote"/></w:pPr><w:r><w:rPr></w:rPr><w:t xml:space="preserve">　　答案：</w:t></w:r><w:r><w:drawing>
 <wp:inline distT="0" distB="0" distL="0" distR="0">
-<wp:extent cx="352425" cy="257175"/><wp:docPr id="73940" name="math20.png"/>
+<wp:extent cx="352425" cy="257175"/><wp:docPr id="66895" name="math20.png"/>
 <a:graphic><a:graphicData uri="http://schemas.openxmlformats.org/drawingml/2006/picture">
 <pic:pic><pic:nvPicPr><pic:cNvPr id="0" name="math20.png"/><pic:cNvPicPr/></pic:nvPicPr>
 <pic:blipFill><a:blip r:embed="rIdMath20"/><a:stretch><a:fillRect/></a:stretch></pic:blipFill>
